--- a/Received/1/1, Maths.docx
+++ b/Received/1/1, Maths.docx
@@ -67,6 +67,15 @@
                               </w:rPr>
                               <w:t>D-</w:t>
                             </w:r>
+                            <w:r>
+                              <w:rPr>
+                                <w:rFonts w:ascii="Times New Roman" w:eastAsia="Times New Roman" w:hAnsi="Times New Roman" w:cs="Times New Roman"/>
+                                <w:b/>
+                                <w:color w:val="000000"/>
+                                <w:sz w:val="32"/>
+                              </w:rPr>
+                              <w:t>15</w:t>
+                            </w:r>
                           </w:p>
                         </w:txbxContent>
                       </wps:txbx>
@@ -103,6 +112,15 @@
                           <w:sz w:val="32"/>
                         </w:rPr>
                         <w:t>D-</w:t>
+                      </w:r>
+                      <w:r>
+                        <w:rPr>
+                          <w:rFonts w:ascii="Times New Roman" w:eastAsia="Times New Roman" w:hAnsi="Times New Roman" w:cs="Times New Roman"/>
+                          <w:b/>
+                          <w:color w:val="000000"/>
+                          <w:sz w:val="32"/>
+                        </w:rPr>
+                        <w:t>15</w:t>
                       </w:r>
                     </w:p>
                   </w:txbxContent>
@@ -248,29 +266,7 @@
           <w:sz w:val="24"/>
           <w:szCs w:val="24"/>
         </w:rPr>
-        <w:t xml:space="preserve">Ratnanagar-7, </w:t>
-      </w:r>
-      <w:proofErr w:type="spellStart"/>
-      <w:r>
-        <w:rPr>
-          <w:rFonts w:ascii="Times New Roman" w:eastAsia="Times New Roman" w:hAnsi="Times New Roman" w:cs="Times New Roman"/>
-          <w:b/>
-          <w:bCs/>
-          <w:sz w:val="24"/>
-          <w:szCs w:val="24"/>
-        </w:rPr>
-        <w:t>Sauraha</w:t>
-      </w:r>
-      <w:proofErr w:type="spellEnd"/>
-      <w:r>
-        <w:rPr>
-          <w:rFonts w:ascii="Times New Roman" w:eastAsia="Times New Roman" w:hAnsi="Times New Roman" w:cs="Times New Roman"/>
-          <w:b/>
-          <w:bCs/>
-          <w:sz w:val="24"/>
-          <w:szCs w:val="24"/>
-        </w:rPr>
-        <w:t>, Chitwan</w:t>
+        <w:t>Ratnanagar-7, Sauraha, Chitwan</w:t>
       </w:r>
     </w:p>
     <w:p>
@@ -371,47 +367,7 @@
           <w:sz w:val="24"/>
           <w:szCs w:val="24"/>
         </w:rPr>
-        <w:t xml:space="preserve">Time: - </w:t>
-      </w:r>
-      <w:r>
-        <w:rPr>
-          <w:rFonts w:ascii="Times New Roman" w:eastAsia="Times New Roman" w:hAnsi="Times New Roman" w:cs="Times New Roman"/>
-          <w:b/>
-          <w:bCs/>
-          <w:sz w:val="24"/>
-          <w:szCs w:val="24"/>
-        </w:rPr>
-        <w:t>2</w:t>
-      </w:r>
-      <w:r>
-        <w:rPr>
-          <w:rFonts w:ascii="Times New Roman" w:eastAsia="Times New Roman" w:hAnsi="Times New Roman" w:cs="Times New Roman"/>
-          <w:b/>
-          <w:bCs/>
-          <w:sz w:val="24"/>
-          <w:szCs w:val="24"/>
-        </w:rPr>
-        <w:t xml:space="preserve"> hr</w:t>
-      </w:r>
-      <w:r>
-        <w:rPr>
-          <w:rFonts w:ascii="Times New Roman" w:eastAsia="Times New Roman" w:hAnsi="Times New Roman" w:cs="Times New Roman"/>
-          <w:b/>
-          <w:bCs/>
-          <w:sz w:val="24"/>
-          <w:szCs w:val="24"/>
-        </w:rPr>
-        <w:t>s</w:t>
-      </w:r>
-      <w:r>
-        <w:rPr>
-          <w:rFonts w:ascii="Times New Roman" w:eastAsia="Times New Roman" w:hAnsi="Times New Roman" w:cs="Times New Roman"/>
-          <w:b/>
-          <w:bCs/>
-          <w:sz w:val="24"/>
-          <w:szCs w:val="24"/>
-        </w:rPr>
-        <w:t>.</w:t>
+        <w:t>Time: - 2 hrs.</w:t>
       </w:r>
       <w:r>
         <w:rPr>
@@ -506,20 +462,8 @@
           <w:sz w:val="28"/>
           <w:szCs w:val="28"/>
         </w:rPr>
-        <w:t xml:space="preserve">Sub: </w:t>
-      </w:r>
-      <w:proofErr w:type="spellStart"/>
-      <w:r>
-        <w:rPr>
-          <w:rFonts w:ascii="Times New Roman" w:eastAsia="Times New Roman" w:hAnsi="Times New Roman" w:cs="Times New Roman"/>
-          <w:b/>
-          <w:bCs/>
-          <w:sz w:val="28"/>
-          <w:szCs w:val="28"/>
-        </w:rPr>
-        <w:t>Maths</w:t>
-      </w:r>
-      <w:proofErr w:type="spellEnd"/>
+        <w:t>Sub: Maths</w:t>
+      </w:r>
     </w:p>
     <w:tbl>
       <w:tblPr>
@@ -912,23 +856,13 @@
           <w:szCs w:val="32"/>
         </w:rPr>
       </w:pPr>
-      <w:proofErr w:type="spellStart"/>
-      <w:r>
-        <w:rPr>
-          <w:rFonts w:ascii="Times New Roman" w:hAnsi="Times New Roman" w:cs="Times New Roman"/>
-          <w:sz w:val="32"/>
-          <w:szCs w:val="32"/>
-        </w:rPr>
-        <w:t>i</w:t>
-      </w:r>
-      <w:proofErr w:type="spellEnd"/>
-      <w:r>
-        <w:rPr>
-          <w:rFonts w:ascii="Times New Roman" w:hAnsi="Times New Roman" w:cs="Times New Roman"/>
-          <w:sz w:val="32"/>
-          <w:szCs w:val="32"/>
-        </w:rPr>
-        <w:t>.</w:t>
+      <w:r>
+        <w:rPr>
+          <w:rFonts w:ascii="Times New Roman" w:hAnsi="Times New Roman" w:cs="Times New Roman"/>
+          <w:sz w:val="32"/>
+          <w:szCs w:val="32"/>
+        </w:rPr>
+        <w:t>i.</w:t>
       </w:r>
       <w:r>
         <w:rPr>
@@ -1096,23 +1030,13 @@
           <w:szCs w:val="32"/>
         </w:rPr>
       </w:pPr>
-      <w:proofErr w:type="spellStart"/>
-      <w:r>
-        <w:rPr>
-          <w:rFonts w:ascii="Times New Roman" w:hAnsi="Times New Roman" w:cs="Times New Roman"/>
-          <w:sz w:val="32"/>
-          <w:szCs w:val="32"/>
-        </w:rPr>
-        <w:t>i</w:t>
-      </w:r>
-      <w:proofErr w:type="spellEnd"/>
-      <w:r>
-        <w:rPr>
-          <w:rFonts w:ascii="Times New Roman" w:hAnsi="Times New Roman" w:cs="Times New Roman"/>
-          <w:sz w:val="32"/>
-          <w:szCs w:val="32"/>
-        </w:rPr>
-        <w:t>.</w:t>
+      <w:r>
+        <w:rPr>
+          <w:rFonts w:ascii="Times New Roman" w:hAnsi="Times New Roman" w:cs="Times New Roman"/>
+          <w:sz w:val="32"/>
+          <w:szCs w:val="32"/>
+        </w:rPr>
+        <w:t>i.</w:t>
       </w:r>
       <w:r>
         <w:rPr>
@@ -1209,23 +1133,13 @@
           <w:szCs w:val="32"/>
         </w:rPr>
       </w:pPr>
-      <w:proofErr w:type="spellStart"/>
-      <w:r>
-        <w:rPr>
-          <w:rFonts w:ascii="Times New Roman" w:hAnsi="Times New Roman" w:cs="Times New Roman"/>
-          <w:sz w:val="32"/>
-          <w:szCs w:val="32"/>
-        </w:rPr>
-        <w:t>i</w:t>
-      </w:r>
-      <w:proofErr w:type="spellEnd"/>
-      <w:r>
-        <w:rPr>
-          <w:rFonts w:ascii="Times New Roman" w:hAnsi="Times New Roman" w:cs="Times New Roman"/>
-          <w:sz w:val="32"/>
-          <w:szCs w:val="32"/>
-        </w:rPr>
-        <w:t>.</w:t>
+      <w:r>
+        <w:rPr>
+          <w:rFonts w:ascii="Times New Roman" w:hAnsi="Times New Roman" w:cs="Times New Roman"/>
+          <w:sz w:val="32"/>
+          <w:szCs w:val="32"/>
+        </w:rPr>
+        <w:t>i.</w:t>
       </w:r>
       <w:r>
         <w:rPr>
@@ -1322,23 +1236,13 @@
           <w:szCs w:val="32"/>
         </w:rPr>
       </w:pPr>
-      <w:proofErr w:type="spellStart"/>
-      <w:r>
-        <w:rPr>
-          <w:rFonts w:ascii="Times New Roman" w:hAnsi="Times New Roman" w:cs="Times New Roman"/>
-          <w:sz w:val="32"/>
-          <w:szCs w:val="32"/>
-        </w:rPr>
-        <w:t>i</w:t>
-      </w:r>
-      <w:proofErr w:type="spellEnd"/>
-      <w:r>
-        <w:rPr>
-          <w:rFonts w:ascii="Times New Roman" w:hAnsi="Times New Roman" w:cs="Times New Roman"/>
-          <w:sz w:val="32"/>
-          <w:szCs w:val="32"/>
-        </w:rPr>
-        <w:t>.</w:t>
+      <w:r>
+        <w:rPr>
+          <w:rFonts w:ascii="Times New Roman" w:hAnsi="Times New Roman" w:cs="Times New Roman"/>
+          <w:sz w:val="32"/>
+          <w:szCs w:val="32"/>
+        </w:rPr>
+        <w:t>i.</w:t>
       </w:r>
       <w:r>
         <w:rPr>
@@ -1419,23 +1323,13 @@
           <w:szCs w:val="32"/>
         </w:rPr>
       </w:pPr>
-      <w:proofErr w:type="spellStart"/>
-      <w:r>
-        <w:rPr>
-          <w:rFonts w:ascii="Times New Roman" w:hAnsi="Times New Roman" w:cs="Times New Roman"/>
-          <w:sz w:val="32"/>
-          <w:szCs w:val="32"/>
-        </w:rPr>
-        <w:t>i</w:t>
-      </w:r>
-      <w:proofErr w:type="spellEnd"/>
-      <w:r>
-        <w:rPr>
-          <w:rFonts w:ascii="Times New Roman" w:hAnsi="Times New Roman" w:cs="Times New Roman"/>
-          <w:sz w:val="32"/>
-          <w:szCs w:val="32"/>
-        </w:rPr>
-        <w:t>.</w:t>
+      <w:r>
+        <w:rPr>
+          <w:rFonts w:ascii="Times New Roman" w:hAnsi="Times New Roman" w:cs="Times New Roman"/>
+          <w:sz w:val="32"/>
+          <w:szCs w:val="32"/>
+        </w:rPr>
+        <w:t>i.</w:t>
       </w:r>
       <w:r>
         <w:rPr>
@@ -1524,23 +1418,13 @@
           <w:szCs w:val="32"/>
         </w:rPr>
       </w:pPr>
-      <w:proofErr w:type="spellStart"/>
-      <w:r>
-        <w:rPr>
-          <w:rFonts w:ascii="Times New Roman" w:hAnsi="Times New Roman" w:cs="Times New Roman"/>
-          <w:sz w:val="32"/>
-          <w:szCs w:val="32"/>
-        </w:rPr>
-        <w:t>i</w:t>
-      </w:r>
-      <w:proofErr w:type="spellEnd"/>
-      <w:r>
-        <w:rPr>
-          <w:rFonts w:ascii="Times New Roman" w:hAnsi="Times New Roman" w:cs="Times New Roman"/>
-          <w:sz w:val="32"/>
-          <w:szCs w:val="32"/>
-        </w:rPr>
-        <w:t>.</w:t>
+      <w:r>
+        <w:rPr>
+          <w:rFonts w:ascii="Times New Roman" w:hAnsi="Times New Roman" w:cs="Times New Roman"/>
+          <w:sz w:val="32"/>
+          <w:szCs w:val="32"/>
+        </w:rPr>
+        <w:t>i.</w:t>
       </w:r>
       <w:r>
         <w:rPr>
@@ -1640,23 +1524,13 @@
           <w:szCs w:val="32"/>
         </w:rPr>
       </w:pPr>
-      <w:proofErr w:type="spellStart"/>
-      <w:r>
-        <w:rPr>
-          <w:rFonts w:ascii="Times New Roman" w:hAnsi="Times New Roman" w:cs="Times New Roman"/>
-          <w:sz w:val="32"/>
-          <w:szCs w:val="32"/>
-        </w:rPr>
-        <w:t>i</w:t>
-      </w:r>
-      <w:proofErr w:type="spellEnd"/>
-      <w:r>
-        <w:rPr>
-          <w:rFonts w:ascii="Times New Roman" w:hAnsi="Times New Roman" w:cs="Times New Roman"/>
-          <w:sz w:val="32"/>
-          <w:szCs w:val="32"/>
-        </w:rPr>
-        <w:t>.</w:t>
+      <w:r>
+        <w:rPr>
+          <w:rFonts w:ascii="Times New Roman" w:hAnsi="Times New Roman" w:cs="Times New Roman"/>
+          <w:sz w:val="32"/>
+          <w:szCs w:val="32"/>
+        </w:rPr>
+        <w:t>i.</w:t>
       </w:r>
       <w:r>
         <w:rPr>
@@ -1745,23 +1619,13 @@
           <w:szCs w:val="32"/>
         </w:rPr>
       </w:pPr>
-      <w:proofErr w:type="spellStart"/>
-      <w:r>
-        <w:rPr>
-          <w:rFonts w:ascii="Times New Roman" w:hAnsi="Times New Roman" w:cs="Times New Roman"/>
-          <w:sz w:val="32"/>
-          <w:szCs w:val="32"/>
-        </w:rPr>
-        <w:t>i</w:t>
-      </w:r>
-      <w:proofErr w:type="spellEnd"/>
-      <w:r>
-        <w:rPr>
-          <w:rFonts w:ascii="Times New Roman" w:hAnsi="Times New Roman" w:cs="Times New Roman"/>
-          <w:sz w:val="32"/>
-          <w:szCs w:val="32"/>
-        </w:rPr>
-        <w:t>.</w:t>
+      <w:r>
+        <w:rPr>
+          <w:rFonts w:ascii="Times New Roman" w:hAnsi="Times New Roman" w:cs="Times New Roman"/>
+          <w:sz w:val="32"/>
+          <w:szCs w:val="32"/>
+        </w:rPr>
+        <w:t>i.</w:t>
       </w:r>
       <w:r>
         <w:rPr>
@@ -1858,23 +1722,13 @@
           <w:szCs w:val="32"/>
         </w:rPr>
       </w:pPr>
-      <w:proofErr w:type="spellStart"/>
-      <w:r>
-        <w:rPr>
-          <w:rFonts w:ascii="Times New Roman" w:hAnsi="Times New Roman" w:cs="Times New Roman"/>
-          <w:sz w:val="32"/>
-          <w:szCs w:val="32"/>
-        </w:rPr>
-        <w:t>i</w:t>
-      </w:r>
-      <w:proofErr w:type="spellEnd"/>
-      <w:r>
-        <w:rPr>
-          <w:rFonts w:ascii="Times New Roman" w:hAnsi="Times New Roman" w:cs="Times New Roman"/>
-          <w:sz w:val="32"/>
-          <w:szCs w:val="32"/>
-        </w:rPr>
-        <w:t>.</w:t>
+      <w:r>
+        <w:rPr>
+          <w:rFonts w:ascii="Times New Roman" w:hAnsi="Times New Roman" w:cs="Times New Roman"/>
+          <w:sz w:val="32"/>
+          <w:szCs w:val="32"/>
+        </w:rPr>
+        <w:t>i.</w:t>
       </w:r>
       <w:r>
         <w:rPr>
@@ -5096,23 +4950,13 @@
           <w:szCs w:val="32"/>
         </w:rPr>
       </w:pPr>
-      <w:proofErr w:type="spellStart"/>
-      <w:r>
-        <w:rPr>
-          <w:rFonts w:ascii="Times New Roman" w:hAnsi="Times New Roman" w:cs="Times New Roman"/>
-          <w:sz w:val="32"/>
-          <w:szCs w:val="32"/>
-        </w:rPr>
-        <w:t>i</w:t>
-      </w:r>
-      <w:proofErr w:type="spellEnd"/>
-      <w:r>
-        <w:rPr>
-          <w:rFonts w:ascii="Times New Roman" w:hAnsi="Times New Roman" w:cs="Times New Roman"/>
-          <w:sz w:val="32"/>
-          <w:szCs w:val="32"/>
-        </w:rPr>
-        <w:t>.</w:t>
+      <w:r>
+        <w:rPr>
+          <w:rFonts w:ascii="Times New Roman" w:hAnsi="Times New Roman" w:cs="Times New Roman"/>
+          <w:sz w:val="32"/>
+          <w:szCs w:val="32"/>
+        </w:rPr>
+        <w:t>i.</w:t>
       </w:r>
       <w:r>
         <w:rPr>
@@ -5128,43 +4972,7 @@
           <w:sz w:val="32"/>
           <w:szCs w:val="32"/>
         </w:rPr>
-        <w:t xml:space="preserve">There are 51 </w:t>
-      </w:r>
-      <w:proofErr w:type="spellStart"/>
-      <w:r>
-        <w:rPr>
-          <w:rFonts w:ascii="Times New Roman" w:hAnsi="Times New Roman" w:cs="Times New Roman"/>
-          <w:sz w:val="32"/>
-          <w:szCs w:val="32"/>
-        </w:rPr>
-        <w:t>mens</w:t>
-      </w:r>
-      <w:proofErr w:type="spellEnd"/>
-      <w:r>
-        <w:rPr>
-          <w:rFonts w:ascii="Times New Roman" w:hAnsi="Times New Roman" w:cs="Times New Roman"/>
-          <w:sz w:val="32"/>
-          <w:szCs w:val="32"/>
-        </w:rPr>
-        <w:t xml:space="preserve"> and 32 </w:t>
-      </w:r>
-      <w:proofErr w:type="spellStart"/>
-      <w:r>
-        <w:rPr>
-          <w:rFonts w:ascii="Times New Roman" w:hAnsi="Times New Roman" w:cs="Times New Roman"/>
-          <w:sz w:val="32"/>
-          <w:szCs w:val="32"/>
-        </w:rPr>
-        <w:t>womens</w:t>
-      </w:r>
-      <w:proofErr w:type="spellEnd"/>
-      <w:r>
-        <w:rPr>
-          <w:rFonts w:ascii="Times New Roman" w:hAnsi="Times New Roman" w:cs="Times New Roman"/>
-          <w:sz w:val="32"/>
-          <w:szCs w:val="32"/>
-        </w:rPr>
-        <w:t xml:space="preserve"> in picnic. How many are there altogether?</w:t>
+        <w:t>There are 51 mens and 32 womens in picnic. How many are there altogether?</w:t>
       </w:r>
     </w:p>
     <w:p>
@@ -5698,25 +5506,7 @@
           <w:sz w:val="32"/>
           <w:szCs w:val="32"/>
         </w:rPr>
-        <w:t xml:space="preserve">Which is the most </w:t>
-      </w:r>
-      <w:proofErr w:type="spellStart"/>
-      <w:r>
-        <w:rPr>
-          <w:rFonts w:ascii="Times New Roman" w:hAnsi="Times New Roman" w:cs="Times New Roman"/>
-          <w:sz w:val="32"/>
-          <w:szCs w:val="32"/>
-        </w:rPr>
-        <w:t>favourite</w:t>
-      </w:r>
-      <w:proofErr w:type="spellEnd"/>
-      <w:r>
-        <w:rPr>
-          <w:rFonts w:ascii="Times New Roman" w:hAnsi="Times New Roman" w:cs="Times New Roman"/>
-          <w:sz w:val="32"/>
-          <w:szCs w:val="32"/>
-        </w:rPr>
-        <w:t xml:space="preserve"> food?</w:t>
+        <w:t>Which is the most favourite food?</w:t>
       </w:r>
       <w:r>
         <w:rPr>

--- a/Received/1/1, Maths.docx
+++ b/Received/1/1, Maths.docx
@@ -266,7 +266,29 @@
           <w:sz w:val="24"/>
           <w:szCs w:val="24"/>
         </w:rPr>
-        <w:t>Ratnanagar-7, Sauraha, Chitwan</w:t>
+        <w:t xml:space="preserve">Ratnanagar-7, </w:t>
+      </w:r>
+      <w:proofErr w:type="spellStart"/>
+      <w:r>
+        <w:rPr>
+          <w:rFonts w:ascii="Times New Roman" w:eastAsia="Times New Roman" w:hAnsi="Times New Roman" w:cs="Times New Roman"/>
+          <w:b/>
+          <w:bCs/>
+          <w:sz w:val="24"/>
+          <w:szCs w:val="24"/>
+        </w:rPr>
+        <w:t>Sauraha</w:t>
+      </w:r>
+      <w:proofErr w:type="spellEnd"/>
+      <w:r>
+        <w:rPr>
+          <w:rFonts w:ascii="Times New Roman" w:eastAsia="Times New Roman" w:hAnsi="Times New Roman" w:cs="Times New Roman"/>
+          <w:b/>
+          <w:bCs/>
+          <w:sz w:val="24"/>
+          <w:szCs w:val="24"/>
+        </w:rPr>
+        <w:t>, Chitwan</w:t>
       </w:r>
     </w:p>
     <w:p>
@@ -437,7 +459,17 @@
           <w:sz w:val="28"/>
           <w:szCs w:val="28"/>
         </w:rPr>
-        <w:t>F.M: 25</w:t>
+        <w:t>F.M: 5</w:t>
+      </w:r>
+      <w:r>
+        <w:rPr>
+          <w:rFonts w:ascii="Times New Roman" w:eastAsia="Times New Roman" w:hAnsi="Times New Roman" w:cs="Times New Roman"/>
+          <w:b/>
+          <w:bCs/>
+          <w:sz w:val="28"/>
+          <w:szCs w:val="28"/>
+        </w:rPr>
+        <w:t>0</w:t>
       </w:r>
     </w:p>
     <w:p>
@@ -462,8 +494,20 @@
           <w:sz w:val="28"/>
           <w:szCs w:val="28"/>
         </w:rPr>
-        <w:t>Sub: Maths</w:t>
-      </w:r>
+        <w:t xml:space="preserve">Sub: </w:t>
+      </w:r>
+      <w:proofErr w:type="spellStart"/>
+      <w:r>
+        <w:rPr>
+          <w:rFonts w:ascii="Times New Roman" w:eastAsia="Times New Roman" w:hAnsi="Times New Roman" w:cs="Times New Roman"/>
+          <w:b/>
+          <w:bCs/>
+          <w:sz w:val="28"/>
+          <w:szCs w:val="28"/>
+        </w:rPr>
+        <w:t>Maths</w:t>
+      </w:r>
+      <w:proofErr w:type="spellEnd"/>
     </w:p>
     <w:tbl>
       <w:tblPr>
@@ -856,13 +900,23 @@
           <w:szCs w:val="32"/>
         </w:rPr>
       </w:pPr>
-      <w:r>
-        <w:rPr>
-          <w:rFonts w:ascii="Times New Roman" w:hAnsi="Times New Roman" w:cs="Times New Roman"/>
-          <w:sz w:val="32"/>
-          <w:szCs w:val="32"/>
-        </w:rPr>
-        <w:t>i.</w:t>
+      <w:proofErr w:type="spellStart"/>
+      <w:r>
+        <w:rPr>
+          <w:rFonts w:ascii="Times New Roman" w:hAnsi="Times New Roman" w:cs="Times New Roman"/>
+          <w:sz w:val="32"/>
+          <w:szCs w:val="32"/>
+        </w:rPr>
+        <w:t>i</w:t>
+      </w:r>
+      <w:proofErr w:type="spellEnd"/>
+      <w:r>
+        <w:rPr>
+          <w:rFonts w:ascii="Times New Roman" w:hAnsi="Times New Roman" w:cs="Times New Roman"/>
+          <w:sz w:val="32"/>
+          <w:szCs w:val="32"/>
+        </w:rPr>
+        <w:t>.</w:t>
       </w:r>
       <w:r>
         <w:rPr>
@@ -1030,13 +1084,23 @@
           <w:szCs w:val="32"/>
         </w:rPr>
       </w:pPr>
-      <w:r>
-        <w:rPr>
-          <w:rFonts w:ascii="Times New Roman" w:hAnsi="Times New Roman" w:cs="Times New Roman"/>
-          <w:sz w:val="32"/>
-          <w:szCs w:val="32"/>
-        </w:rPr>
-        <w:t>i.</w:t>
+      <w:proofErr w:type="spellStart"/>
+      <w:r>
+        <w:rPr>
+          <w:rFonts w:ascii="Times New Roman" w:hAnsi="Times New Roman" w:cs="Times New Roman"/>
+          <w:sz w:val="32"/>
+          <w:szCs w:val="32"/>
+        </w:rPr>
+        <w:t>i</w:t>
+      </w:r>
+      <w:proofErr w:type="spellEnd"/>
+      <w:r>
+        <w:rPr>
+          <w:rFonts w:ascii="Times New Roman" w:hAnsi="Times New Roman" w:cs="Times New Roman"/>
+          <w:sz w:val="32"/>
+          <w:szCs w:val="32"/>
+        </w:rPr>
+        <w:t>.</w:t>
       </w:r>
       <w:r>
         <w:rPr>
@@ -1133,13 +1197,23 @@
           <w:szCs w:val="32"/>
         </w:rPr>
       </w:pPr>
-      <w:r>
-        <w:rPr>
-          <w:rFonts w:ascii="Times New Roman" w:hAnsi="Times New Roman" w:cs="Times New Roman"/>
-          <w:sz w:val="32"/>
-          <w:szCs w:val="32"/>
-        </w:rPr>
-        <w:t>i.</w:t>
+      <w:proofErr w:type="spellStart"/>
+      <w:r>
+        <w:rPr>
+          <w:rFonts w:ascii="Times New Roman" w:hAnsi="Times New Roman" w:cs="Times New Roman"/>
+          <w:sz w:val="32"/>
+          <w:szCs w:val="32"/>
+        </w:rPr>
+        <w:t>i</w:t>
+      </w:r>
+      <w:proofErr w:type="spellEnd"/>
+      <w:r>
+        <w:rPr>
+          <w:rFonts w:ascii="Times New Roman" w:hAnsi="Times New Roman" w:cs="Times New Roman"/>
+          <w:sz w:val="32"/>
+          <w:szCs w:val="32"/>
+        </w:rPr>
+        <w:t>.</w:t>
       </w:r>
       <w:r>
         <w:rPr>
@@ -1236,13 +1310,23 @@
           <w:szCs w:val="32"/>
         </w:rPr>
       </w:pPr>
-      <w:r>
-        <w:rPr>
-          <w:rFonts w:ascii="Times New Roman" w:hAnsi="Times New Roman" w:cs="Times New Roman"/>
-          <w:sz w:val="32"/>
-          <w:szCs w:val="32"/>
-        </w:rPr>
-        <w:t>i.</w:t>
+      <w:proofErr w:type="spellStart"/>
+      <w:r>
+        <w:rPr>
+          <w:rFonts w:ascii="Times New Roman" w:hAnsi="Times New Roman" w:cs="Times New Roman"/>
+          <w:sz w:val="32"/>
+          <w:szCs w:val="32"/>
+        </w:rPr>
+        <w:t>i</w:t>
+      </w:r>
+      <w:proofErr w:type="spellEnd"/>
+      <w:r>
+        <w:rPr>
+          <w:rFonts w:ascii="Times New Roman" w:hAnsi="Times New Roman" w:cs="Times New Roman"/>
+          <w:sz w:val="32"/>
+          <w:szCs w:val="32"/>
+        </w:rPr>
+        <w:t>.</w:t>
       </w:r>
       <w:r>
         <w:rPr>
@@ -1309,7 +1393,27 @@
           <w:sz w:val="32"/>
           <w:szCs w:val="32"/>
         </w:rPr>
-        <w:t>1 ten and 5 ones is.......?</w:t>
+        <w:t xml:space="preserve">1 ten and 5 ones </w:t>
+      </w:r>
+      <w:proofErr w:type="gramStart"/>
+      <w:r>
+        <w:rPr>
+          <w:rFonts w:ascii="Times New Roman" w:hAnsi="Times New Roman" w:cs="Times New Roman"/>
+          <w:b/>
+          <w:sz w:val="32"/>
+          <w:szCs w:val="32"/>
+        </w:rPr>
+        <w:t>is</w:t>
+      </w:r>
+      <w:proofErr w:type="gramEnd"/>
+      <w:r>
+        <w:rPr>
+          <w:rFonts w:ascii="Times New Roman" w:hAnsi="Times New Roman" w:cs="Times New Roman"/>
+          <w:b/>
+          <w:sz w:val="32"/>
+          <w:szCs w:val="32"/>
+        </w:rPr>
+        <w:t>.......?</w:t>
       </w:r>
     </w:p>
     <w:p>
@@ -1323,13 +1427,23 @@
           <w:szCs w:val="32"/>
         </w:rPr>
       </w:pPr>
-      <w:r>
-        <w:rPr>
-          <w:rFonts w:ascii="Times New Roman" w:hAnsi="Times New Roman" w:cs="Times New Roman"/>
-          <w:sz w:val="32"/>
-          <w:szCs w:val="32"/>
-        </w:rPr>
-        <w:t>i.</w:t>
+      <w:proofErr w:type="spellStart"/>
+      <w:r>
+        <w:rPr>
+          <w:rFonts w:ascii="Times New Roman" w:hAnsi="Times New Roman" w:cs="Times New Roman"/>
+          <w:sz w:val="32"/>
+          <w:szCs w:val="32"/>
+        </w:rPr>
+        <w:t>i</w:t>
+      </w:r>
+      <w:proofErr w:type="spellEnd"/>
+      <w:r>
+        <w:rPr>
+          <w:rFonts w:ascii="Times New Roman" w:hAnsi="Times New Roman" w:cs="Times New Roman"/>
+          <w:sz w:val="32"/>
+          <w:szCs w:val="32"/>
+        </w:rPr>
+        <w:t>.</w:t>
       </w:r>
       <w:r>
         <w:rPr>
@@ -1418,13 +1532,23 @@
           <w:szCs w:val="32"/>
         </w:rPr>
       </w:pPr>
-      <w:r>
-        <w:rPr>
-          <w:rFonts w:ascii="Times New Roman" w:hAnsi="Times New Roman" w:cs="Times New Roman"/>
-          <w:sz w:val="32"/>
-          <w:szCs w:val="32"/>
-        </w:rPr>
-        <w:t>i.</w:t>
+      <w:proofErr w:type="spellStart"/>
+      <w:r>
+        <w:rPr>
+          <w:rFonts w:ascii="Times New Roman" w:hAnsi="Times New Roman" w:cs="Times New Roman"/>
+          <w:sz w:val="32"/>
+          <w:szCs w:val="32"/>
+        </w:rPr>
+        <w:t>i</w:t>
+      </w:r>
+      <w:proofErr w:type="spellEnd"/>
+      <w:r>
+        <w:rPr>
+          <w:rFonts w:ascii="Times New Roman" w:hAnsi="Times New Roman" w:cs="Times New Roman"/>
+          <w:sz w:val="32"/>
+          <w:szCs w:val="32"/>
+        </w:rPr>
+        <w:t>.</w:t>
       </w:r>
       <w:r>
         <w:rPr>
@@ -1524,13 +1648,23 @@
           <w:szCs w:val="32"/>
         </w:rPr>
       </w:pPr>
-      <w:r>
-        <w:rPr>
-          <w:rFonts w:ascii="Times New Roman" w:hAnsi="Times New Roman" w:cs="Times New Roman"/>
-          <w:sz w:val="32"/>
-          <w:szCs w:val="32"/>
-        </w:rPr>
-        <w:t>i.</w:t>
+      <w:proofErr w:type="spellStart"/>
+      <w:r>
+        <w:rPr>
+          <w:rFonts w:ascii="Times New Roman" w:hAnsi="Times New Roman" w:cs="Times New Roman"/>
+          <w:sz w:val="32"/>
+          <w:szCs w:val="32"/>
+        </w:rPr>
+        <w:t>i</w:t>
+      </w:r>
+      <w:proofErr w:type="spellEnd"/>
+      <w:r>
+        <w:rPr>
+          <w:rFonts w:ascii="Times New Roman" w:hAnsi="Times New Roman" w:cs="Times New Roman"/>
+          <w:sz w:val="32"/>
+          <w:szCs w:val="32"/>
+        </w:rPr>
+        <w:t>.</w:t>
       </w:r>
       <w:r>
         <w:rPr>
@@ -1619,13 +1753,23 @@
           <w:szCs w:val="32"/>
         </w:rPr>
       </w:pPr>
-      <w:r>
-        <w:rPr>
-          <w:rFonts w:ascii="Times New Roman" w:hAnsi="Times New Roman" w:cs="Times New Roman"/>
-          <w:sz w:val="32"/>
-          <w:szCs w:val="32"/>
-        </w:rPr>
-        <w:t>i.</w:t>
+      <w:proofErr w:type="spellStart"/>
+      <w:r>
+        <w:rPr>
+          <w:rFonts w:ascii="Times New Roman" w:hAnsi="Times New Roman" w:cs="Times New Roman"/>
+          <w:sz w:val="32"/>
+          <w:szCs w:val="32"/>
+        </w:rPr>
+        <w:t>i</w:t>
+      </w:r>
+      <w:proofErr w:type="spellEnd"/>
+      <w:r>
+        <w:rPr>
+          <w:rFonts w:ascii="Times New Roman" w:hAnsi="Times New Roman" w:cs="Times New Roman"/>
+          <w:sz w:val="32"/>
+          <w:szCs w:val="32"/>
+        </w:rPr>
+        <w:t>.</w:t>
       </w:r>
       <w:r>
         <w:rPr>
@@ -1722,13 +1866,23 @@
           <w:szCs w:val="32"/>
         </w:rPr>
       </w:pPr>
-      <w:r>
-        <w:rPr>
-          <w:rFonts w:ascii="Times New Roman" w:hAnsi="Times New Roman" w:cs="Times New Roman"/>
-          <w:sz w:val="32"/>
-          <w:szCs w:val="32"/>
-        </w:rPr>
-        <w:t>i.</w:t>
+      <w:proofErr w:type="spellStart"/>
+      <w:r>
+        <w:rPr>
+          <w:rFonts w:ascii="Times New Roman" w:hAnsi="Times New Roman" w:cs="Times New Roman"/>
+          <w:sz w:val="32"/>
+          <w:szCs w:val="32"/>
+        </w:rPr>
+        <w:t>i</w:t>
+      </w:r>
+      <w:proofErr w:type="spellEnd"/>
+      <w:r>
+        <w:rPr>
+          <w:rFonts w:ascii="Times New Roman" w:hAnsi="Times New Roman" w:cs="Times New Roman"/>
+          <w:sz w:val="32"/>
+          <w:szCs w:val="32"/>
+        </w:rPr>
+        <w:t>.</w:t>
       </w:r>
       <w:r>
         <w:rPr>
@@ -2214,16 +2368,16 @@
         <mc:AlternateContent>
           <mc:Choice Requires="wps">
             <w:drawing>
-              <wp:anchor distT="0" distB="0" distL="114300" distR="114300" simplePos="0" relativeHeight="251666432" behindDoc="0" locked="0" layoutInCell="1" allowOverlap="1" wp14:anchorId="0C1A05E0" wp14:editId="4E32FF5A">
+              <wp:anchor distT="0" distB="0" distL="114300" distR="114300" simplePos="0" relativeHeight="251666432" behindDoc="0" locked="0" layoutInCell="1" allowOverlap="1" wp14:anchorId="0C1A05E0" wp14:editId="6229914F">
                 <wp:simplePos x="0" y="0"/>
                 <wp:positionH relativeFrom="column">
-                  <wp:posOffset>3751580</wp:posOffset>
+                  <wp:posOffset>4345390</wp:posOffset>
                 </wp:positionH>
                 <wp:positionV relativeFrom="paragraph">
-                  <wp:posOffset>328342</wp:posOffset>
+                  <wp:posOffset>212716</wp:posOffset>
                 </wp:positionV>
-                <wp:extent cx="942975" cy="595099"/>
-                <wp:effectExtent l="19050" t="19050" r="47625" b="14605"/>
+                <wp:extent cx="942975" cy="697457"/>
+                <wp:effectExtent l="19050" t="19050" r="47625" b="26670"/>
                 <wp:wrapNone/>
                 <wp:docPr id="64" name="Isosceles Triangle 64"/>
                 <wp:cNvGraphicFramePr/>
@@ -2234,7 +2388,7 @@
                       <wps:spPr>
                         <a:xfrm>
                           <a:off x="0" y="0"/>
-                          <a:ext cx="942975" cy="595099"/>
+                          <a:ext cx="942975" cy="697457"/>
                         </a:xfrm>
                         <a:prstGeom prst="triangle">
                           <a:avLst/>
@@ -2279,7 +2433,7 @@
           </mc:Choice>
           <mc:Fallback>
             <w:pict>
-              <v:shapetype w14:anchorId="2789F662" id="_x0000_t5" coordsize="21600,21600" o:spt="5" adj="10800" path="m@0,l,21600r21600,xe">
+              <v:shapetype w14:anchorId="2CA261EA" id="_x0000_t5" coordsize="21600,21600" o:spt="5" adj="10800" path="m@0,l,21600r21600,xe">
                 <v:stroke joinstyle="miter"/>
                 <v:formulas>
                   <v:f eqn="val #0"/>
@@ -2291,7 +2445,7 @@
                   <v:h position="#0,topLeft" xrange="0,21600"/>
                 </v:handles>
               </v:shapetype>
-              <v:shape id="Isosceles Triangle 64" o:spid="_x0000_s1026" type="#_x0000_t5" style="position:absolute;margin-left:295.4pt;margin-top:25.85pt;width:74.25pt;height:46.85pt;z-index:251666432;visibility:visible;mso-wrap-style:square;mso-height-percent:0;mso-wrap-distance-left:9pt;mso-wrap-distance-top:0;mso-wrap-distance-right:9pt;mso-wrap-distance-bottom:0;mso-position-horizontal:absolute;mso-position-horizontal-relative:text;mso-position-vertical:absolute;mso-position-vertical-relative:text;mso-height-percent:0;mso-height-relative:margin;v-text-anchor:middle" o:gfxdata="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" fillcolor="white [3212]" strokecolor="black [3213]" strokeweight="1pt"/>
+              <v:shape id="Isosceles Triangle 64" o:spid="_x0000_s1026" type="#_x0000_t5" style="position:absolute;margin-left:342.15pt;margin-top:16.75pt;width:74.25pt;height:54.9pt;z-index:251666432;visibility:visible;mso-wrap-style:square;mso-height-percent:0;mso-wrap-distance-left:9pt;mso-wrap-distance-top:0;mso-wrap-distance-right:9pt;mso-wrap-distance-bottom:0;mso-position-horizontal:absolute;mso-position-horizontal-relative:text;mso-position-vertical:absolute;mso-position-vertical-relative:text;mso-height-percent:0;mso-height-relative:margin;v-text-anchor:middle" o:gfxdata="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" fillcolor="white [3212]" strokecolor="black [3213]" strokeweight="1pt"/>
             </w:pict>
           </mc:Fallback>
         </mc:AlternateContent>
@@ -2335,30 +2489,6 @@
         <w:rPr>
           <w:rFonts w:ascii="Times New Roman" w:hAnsi="Times New Roman" w:cs="Times New Roman"/>
           <w:b/>
-          <w:sz w:val="32"/>
-          <w:szCs w:val="32"/>
-        </w:rPr>
-        <w:t>Name the followings.</w:t>
-      </w:r>
-    </w:p>
-    <w:p>
-      <w:pPr>
-        <w:pStyle w:val="ListParagraph"/>
-        <w:tabs>
-          <w:tab w:val="left" w:pos="1230"/>
-        </w:tabs>
-        <w:ind w:left="0"/>
-        <w:rPr>
-          <w:rFonts w:ascii="Times New Roman" w:hAnsi="Times New Roman" w:cs="Times New Roman"/>
-          <w:b/>
-          <w:sz w:val="32"/>
-          <w:szCs w:val="32"/>
-        </w:rPr>
-      </w:pPr>
-      <w:r>
-        <w:rPr>
-          <w:rFonts w:ascii="Times New Roman" w:hAnsi="Times New Roman" w:cs="Times New Roman"/>
-          <w:b/>
           <w:noProof/>
           <w:sz w:val="32"/>
           <w:szCs w:val="32"/>
@@ -2366,13 +2496,13 @@
         <mc:AlternateContent>
           <mc:Choice Requires="wps">
             <w:drawing>
-              <wp:anchor distT="0" distB="0" distL="114300" distR="114300" simplePos="0" relativeHeight="251665408" behindDoc="0" locked="0" layoutInCell="1" allowOverlap="1" wp14:anchorId="4A781AC3" wp14:editId="0F87BCBD">
+              <wp:anchor distT="0" distB="0" distL="114300" distR="114300" simplePos="0" relativeHeight="251665408" behindDoc="0" locked="0" layoutInCell="1" allowOverlap="1" wp14:anchorId="4A781AC3" wp14:editId="1F879FB0">
                 <wp:simplePos x="0" y="0"/>
                 <wp:positionH relativeFrom="column">
-                  <wp:posOffset>885825</wp:posOffset>
+                  <wp:posOffset>437251</wp:posOffset>
                 </wp:positionH>
                 <wp:positionV relativeFrom="paragraph">
-                  <wp:posOffset>5250</wp:posOffset>
+                  <wp:posOffset>257175</wp:posOffset>
                 </wp:positionV>
                 <wp:extent cx="1343025" cy="361950"/>
                 <wp:effectExtent l="0" t="0" r="28575" b="19050"/>
@@ -2425,11 +2555,35 @@
           </mc:Choice>
           <mc:Fallback>
             <w:pict>
-              <v:rect w14:anchorId="1F5C4748" id="Rectangle 63" o:spid="_x0000_s1026" style="position:absolute;margin-left:69.75pt;margin-top:.4pt;width:105.75pt;height:28.5pt;z-index:251665408;visibility:visible;mso-wrap-style:square;mso-wrap-distance-left:9pt;mso-wrap-distance-top:0;mso-wrap-distance-right:9pt;mso-wrap-distance-bottom:0;mso-position-horizontal:absolute;mso-position-horizontal-relative:text;mso-position-vertical:absolute;mso-position-vertical-relative:text;v-text-anchor:middle" o:gfxdata="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" fillcolor="white [3201]" strokecolor="black [3213]" strokeweight="1pt"/>
+              <v:rect w14:anchorId="5C6C53B4" id="Rectangle 63" o:spid="_x0000_s1026" style="position:absolute;margin-left:34.45pt;margin-top:20.25pt;width:105.75pt;height:28.5pt;z-index:251665408;visibility:visible;mso-wrap-style:square;mso-wrap-distance-left:9pt;mso-wrap-distance-top:0;mso-wrap-distance-right:9pt;mso-wrap-distance-bottom:0;mso-position-horizontal:absolute;mso-position-horizontal-relative:text;mso-position-vertical:absolute;mso-position-vertical-relative:text;v-text-anchor:middle" o:gfxdata="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" fillcolor="white [3201]" strokecolor="black [3213]" strokeweight="1pt"/>
             </w:pict>
           </mc:Fallback>
         </mc:AlternateContent>
       </w:r>
+      <w:r>
+        <w:rPr>
+          <w:rFonts w:ascii="Times New Roman" w:hAnsi="Times New Roman" w:cs="Times New Roman"/>
+          <w:b/>
+          <w:sz w:val="32"/>
+          <w:szCs w:val="32"/>
+        </w:rPr>
+        <w:t>Name the followings.</w:t>
+      </w:r>
+    </w:p>
+    <w:p>
+      <w:pPr>
+        <w:pStyle w:val="ListParagraph"/>
+        <w:tabs>
+          <w:tab w:val="left" w:pos="1230"/>
+        </w:tabs>
+        <w:ind w:left="0"/>
+        <w:rPr>
+          <w:rFonts w:ascii="Times New Roman" w:hAnsi="Times New Roman" w:cs="Times New Roman"/>
+          <w:b/>
+          <w:sz w:val="32"/>
+          <w:szCs w:val="32"/>
+        </w:rPr>
+      </w:pPr>
     </w:p>
     <w:p>
       <w:pPr>
@@ -2468,7 +2622,25 @@
           <w:sz w:val="32"/>
           <w:szCs w:val="32"/>
         </w:rPr>
-        <w:t>_________________</w:t>
+        <w:t>________________</w:t>
+      </w:r>
+      <w:r>
+        <w:rPr>
+          <w:rFonts w:ascii="Times New Roman" w:hAnsi="Times New Roman" w:cs="Times New Roman"/>
+          <w:b/>
+          <w:sz w:val="32"/>
+          <w:szCs w:val="32"/>
+        </w:rPr>
+        <w:t>___</w:t>
+      </w:r>
+      <w:r>
+        <w:rPr>
+          <w:rFonts w:ascii="Times New Roman" w:hAnsi="Times New Roman" w:cs="Times New Roman"/>
+          <w:b/>
+          <w:sz w:val="32"/>
+          <w:szCs w:val="32"/>
+        </w:rPr>
+        <w:t>_</w:t>
       </w:r>
       <w:r>
         <w:rPr>
@@ -2513,7 +2685,7 @@
           <w:sz w:val="32"/>
           <w:szCs w:val="32"/>
         </w:rPr>
-        <w:t>___________________</w:t>
+        <w:t>____________________</w:t>
       </w:r>
     </w:p>
     <w:p>
@@ -2667,14 +2839,25 @@
         </w:rPr>
         <w:t xml:space="preserve"> </w:t>
       </w:r>
-      <w:r>
-        <w:rPr>
-          <w:rFonts w:ascii="Times New Roman" w:hAnsi="Times New Roman" w:cs="Times New Roman"/>
-          <w:b/>
-          <w:sz w:val="32"/>
-          <w:szCs w:val="32"/>
-        </w:rPr>
-        <w:t>&lt;  or = sign.</w:t>
+      <w:proofErr w:type="gramStart"/>
+      <w:r>
+        <w:rPr>
+          <w:rFonts w:ascii="Times New Roman" w:hAnsi="Times New Roman" w:cs="Times New Roman"/>
+          <w:b/>
+          <w:sz w:val="32"/>
+          <w:szCs w:val="32"/>
+        </w:rPr>
+        <w:t>&lt;  or</w:t>
+      </w:r>
+      <w:proofErr w:type="gramEnd"/>
+      <w:r>
+        <w:rPr>
+          <w:rFonts w:ascii="Times New Roman" w:hAnsi="Times New Roman" w:cs="Times New Roman"/>
+          <w:b/>
+          <w:sz w:val="32"/>
+          <w:szCs w:val="32"/>
+        </w:rPr>
+        <w:t xml:space="preserve"> = sign.</w:t>
       </w:r>
     </w:p>
     <w:p>
@@ -2919,7 +3102,32 @@
           <w:sz w:val="32"/>
           <w:szCs w:val="32"/>
         </w:rPr>
-        <w:t>6=_______________</w:t>
+        <w:t>6</w:t>
+      </w:r>
+      <w:r>
+        <w:rPr>
+          <w:rFonts w:ascii="Times New Roman" w:hAnsi="Times New Roman" w:cs="Times New Roman"/>
+          <w:sz w:val="32"/>
+          <w:szCs w:val="32"/>
+          <w:vertAlign w:val="superscript"/>
+        </w:rPr>
+        <w:t>th</w:t>
+      </w:r>
+      <w:r>
+        <w:rPr>
+          <w:rFonts w:ascii="Times New Roman" w:hAnsi="Times New Roman" w:cs="Times New Roman"/>
+          <w:sz w:val="32"/>
+          <w:szCs w:val="32"/>
+        </w:rPr>
+        <w:t xml:space="preserve"> </w:t>
+      </w:r>
+      <w:r>
+        <w:rPr>
+          <w:rFonts w:ascii="Times New Roman" w:hAnsi="Times New Roman" w:cs="Times New Roman"/>
+          <w:sz w:val="32"/>
+          <w:szCs w:val="32"/>
+        </w:rPr>
+        <w:t>=_______________</w:t>
       </w:r>
     </w:p>
     <w:p>
@@ -2942,7 +3150,32 @@
           <w:sz w:val="32"/>
           <w:szCs w:val="32"/>
         </w:rPr>
-        <w:t>10=______________</w:t>
+        <w:t>10</w:t>
+      </w:r>
+      <w:r>
+        <w:rPr>
+          <w:rFonts w:ascii="Times New Roman" w:hAnsi="Times New Roman" w:cs="Times New Roman"/>
+          <w:sz w:val="32"/>
+          <w:szCs w:val="32"/>
+          <w:vertAlign w:val="superscript"/>
+        </w:rPr>
+        <w:t>th</w:t>
+      </w:r>
+      <w:r>
+        <w:rPr>
+          <w:rFonts w:ascii="Times New Roman" w:hAnsi="Times New Roman" w:cs="Times New Roman"/>
+          <w:sz w:val="32"/>
+          <w:szCs w:val="32"/>
+        </w:rPr>
+        <w:t xml:space="preserve"> </w:t>
+      </w:r>
+      <w:r>
+        <w:rPr>
+          <w:rFonts w:ascii="Times New Roman" w:hAnsi="Times New Roman" w:cs="Times New Roman"/>
+          <w:sz w:val="32"/>
+          <w:szCs w:val="32"/>
+        </w:rPr>
+        <w:t>=______________</w:t>
       </w:r>
     </w:p>
     <w:p>
@@ -3623,15 +3856,6 @@
           <w:szCs w:val="32"/>
         </w:rPr>
       </w:pPr>
-      <w:r>
-        <w:rPr>
-          <w:rFonts w:ascii="Times New Roman" w:hAnsi="Times New Roman" w:cs="Times New Roman"/>
-          <w:b/>
-          <w:sz w:val="32"/>
-          <w:szCs w:val="32"/>
-        </w:rPr>
-        <w:t>S</w:t>
-      </w:r>
     </w:p>
     <w:p>
       <w:pPr>
@@ -3785,6 +4009,7 @@
           <w:szCs w:val="32"/>
         </w:rPr>
       </w:pPr>
+      <w:proofErr w:type="gramStart"/>
       <w:r>
         <w:rPr>
           <w:rFonts w:ascii="Times New Roman" w:hAnsi="Times New Roman" w:cs="Times New Roman"/>
@@ -3793,6 +4018,7 @@
         </w:rPr>
         <w:t>56,  63,  41,  22</w:t>
       </w:r>
+      <w:proofErr w:type="gramEnd"/>
     </w:p>
     <w:p>
       <w:pPr>
@@ -3873,13 +4099,23 @@
           <w:szCs w:val="32"/>
         </w:rPr>
       </w:pPr>
-      <w:r>
-        <w:rPr>
-          <w:rFonts w:ascii="Times New Roman" w:hAnsi="Times New Roman" w:cs="Times New Roman"/>
-          <w:sz w:val="32"/>
-          <w:szCs w:val="32"/>
-        </w:rPr>
-        <w:t>88,   66,   15,   35</w:t>
+      <w:proofErr w:type="gramStart"/>
+      <w:r>
+        <w:rPr>
+          <w:rFonts w:ascii="Times New Roman" w:hAnsi="Times New Roman" w:cs="Times New Roman"/>
+          <w:sz w:val="32"/>
+          <w:szCs w:val="32"/>
+        </w:rPr>
+        <w:t xml:space="preserve">88,   66,   15,   </w:t>
+      </w:r>
+      <w:proofErr w:type="gramEnd"/>
+      <w:r>
+        <w:rPr>
+          <w:rFonts w:ascii="Times New Roman" w:hAnsi="Times New Roman" w:cs="Times New Roman"/>
+          <w:sz w:val="32"/>
+          <w:szCs w:val="32"/>
+        </w:rPr>
+        <w:t>35</w:t>
       </w:r>
     </w:p>
     <w:p>
@@ -4073,7 +4309,31 @@
           <w:szCs w:val="32"/>
         </w:rPr>
         <w:tab/>
-        <w:t xml:space="preserve"> Rs.</w:t>
+        <w:t xml:space="preserve"> </w:t>
+      </w:r>
+      <w:r>
+        <w:rPr>
+          <w:rFonts w:ascii="Times New Roman" w:hAnsi="Times New Roman" w:cs="Times New Roman"/>
+          <w:sz w:val="32"/>
+          <w:szCs w:val="32"/>
+        </w:rPr>
+        <w:tab/>
+      </w:r>
+      <w:r>
+        <w:rPr>
+          <w:rFonts w:ascii="Times New Roman" w:hAnsi="Times New Roman" w:cs="Times New Roman"/>
+          <w:sz w:val="32"/>
+          <w:szCs w:val="32"/>
+        </w:rPr>
+        <w:t xml:space="preserve"> </w:t>
+      </w:r>
+      <w:r>
+        <w:rPr>
+          <w:rFonts w:ascii="Times New Roman" w:hAnsi="Times New Roman" w:cs="Times New Roman"/>
+          <w:sz w:val="32"/>
+          <w:szCs w:val="32"/>
+        </w:rPr>
+        <w:t>Rs.</w:t>
       </w:r>
       <w:r>
         <w:rPr>
@@ -4122,6 +4382,7 @@
         </w:rPr>
         <w:t xml:space="preserve">  5</w:t>
       </w:r>
+      <w:proofErr w:type="gramStart"/>
       <w:r>
         <w:rPr>
           <w:rFonts w:ascii="Times New Roman" w:hAnsi="Times New Roman" w:cs="Times New Roman"/>
@@ -4131,6 +4392,7 @@
         <w:tab/>
         <w:t xml:space="preserve">  60</w:t>
       </w:r>
+      <w:proofErr w:type="gramEnd"/>
       <w:r>
         <w:rPr>
           <w:rFonts w:ascii="Times New Roman" w:hAnsi="Times New Roman" w:cs="Times New Roman"/>
@@ -4147,6 +4409,7 @@
         </w:rPr>
         <w:tab/>
       </w:r>
+      <w:proofErr w:type="gramStart"/>
       <w:r>
         <w:rPr>
           <w:rFonts w:ascii="Times New Roman" w:hAnsi="Times New Roman" w:cs="Times New Roman"/>
@@ -4156,6 +4419,7 @@
         <w:tab/>
         <w:t xml:space="preserve">  7</w:t>
       </w:r>
+      <w:proofErr w:type="gramEnd"/>
       <w:r>
         <w:rPr>
           <w:rFonts w:ascii="Times New Roman" w:hAnsi="Times New Roman" w:cs="Times New Roman"/>
@@ -4187,6 +4451,7 @@
         </w:rPr>
         <w:t>+3</w:t>
       </w:r>
+      <w:proofErr w:type="gramStart"/>
       <w:r>
         <w:rPr>
           <w:rFonts w:ascii="Times New Roman" w:hAnsi="Times New Roman" w:cs="Times New Roman"/>
@@ -4196,6 +4461,7 @@
         <w:tab/>
         <w:t xml:space="preserve">  30</w:t>
       </w:r>
+      <w:proofErr w:type="gramEnd"/>
       <w:r>
         <w:rPr>
           <w:rFonts w:ascii="Times New Roman" w:hAnsi="Times New Roman" w:cs="Times New Roman"/>
@@ -4255,16 +4521,16 @@
         <mc:AlternateContent>
           <mc:Choice Requires="wps">
             <w:drawing>
-              <wp:anchor distT="0" distB="0" distL="114300" distR="114300" simplePos="0" relativeHeight="251677696" behindDoc="0" locked="0" layoutInCell="1" allowOverlap="1" wp14:anchorId="0D7B9B89" wp14:editId="5A0A8766">
+              <wp:anchor distT="0" distB="0" distL="114300" distR="114300" simplePos="0" relativeHeight="251677696" behindDoc="0" locked="0" layoutInCell="1" allowOverlap="1" wp14:anchorId="0D7B9B89" wp14:editId="7BC55354">
                 <wp:simplePos x="0" y="0"/>
                 <wp:positionH relativeFrom="column">
-                  <wp:posOffset>847725</wp:posOffset>
+                  <wp:posOffset>122830</wp:posOffset>
                 </wp:positionH>
                 <wp:positionV relativeFrom="paragraph">
-                  <wp:posOffset>36195</wp:posOffset>
+                  <wp:posOffset>10833</wp:posOffset>
                 </wp:positionV>
-                <wp:extent cx="876300" cy="333375"/>
-                <wp:effectExtent l="0" t="0" r="19050" b="28575"/>
+                <wp:extent cx="944539" cy="333375"/>
+                <wp:effectExtent l="0" t="0" r="27305" b="28575"/>
                 <wp:wrapNone/>
                 <wp:docPr id="70" name="Rectangle 70"/>
                 <wp:cNvGraphicFramePr/>
@@ -4275,7 +4541,7 @@
                       <wps:spPr>
                         <a:xfrm>
                           <a:off x="0" y="0"/>
-                          <a:ext cx="876300" cy="333375"/>
+                          <a:ext cx="944539" cy="333375"/>
                         </a:xfrm>
                         <a:prstGeom prst="rect">
                           <a:avLst/>
@@ -4309,12 +4575,15 @@
                     </wps:wsp>
                   </a:graphicData>
                 </a:graphic>
+                <wp14:sizeRelH relativeFrom="margin">
+                  <wp14:pctWidth>0</wp14:pctWidth>
+                </wp14:sizeRelH>
               </wp:anchor>
             </w:drawing>
           </mc:Choice>
           <mc:Fallback>
             <w:pict>
-              <v:rect w14:anchorId="7633FBD9" id="Rectangle 70" o:spid="_x0000_s1026" style="position:absolute;margin-left:66.75pt;margin-top:2.85pt;width:69pt;height:26.25pt;z-index:251677696;visibility:visible;mso-wrap-style:square;mso-wrap-distance-left:9pt;mso-wrap-distance-top:0;mso-wrap-distance-right:9pt;mso-wrap-distance-bottom:0;mso-position-horizontal:absolute;mso-position-horizontal-relative:text;mso-position-vertical:absolute;mso-position-vertical-relative:text;v-text-anchor:middle" o:gfxdata="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" fillcolor="white [3201]" strokecolor="black [3213]" strokeweight="1pt"/>
+              <v:rect w14:anchorId="2A26F76C" id="Rectangle 70" o:spid="_x0000_s1026" style="position:absolute;margin-left:9.65pt;margin-top:.85pt;width:74.35pt;height:26.25pt;z-index:251677696;visibility:visible;mso-wrap-style:square;mso-width-percent:0;mso-wrap-distance-left:9pt;mso-wrap-distance-top:0;mso-wrap-distance-right:9pt;mso-wrap-distance-bottom:0;mso-position-horizontal:absolute;mso-position-horizontal-relative:text;mso-position-vertical:absolute;mso-position-vertical-relative:text;mso-width-percent:0;mso-width-relative:margin;v-text-anchor:middle" o:gfxdata="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" fillcolor="white [3201]" strokecolor="black [3213]" strokeweight="1pt"/>
             </w:pict>
           </mc:Fallback>
         </mc:AlternateContent>
@@ -4330,10 +4599,10 @@
         <mc:AlternateContent>
           <mc:Choice Requires="wps">
             <w:drawing>
-              <wp:anchor distT="0" distB="0" distL="114300" distR="114300" simplePos="0" relativeHeight="251675648" behindDoc="0" locked="0" layoutInCell="1" allowOverlap="1" wp14:anchorId="60F934F9" wp14:editId="53721F9B">
+              <wp:anchor distT="0" distB="0" distL="114300" distR="114300" simplePos="0" relativeHeight="251675648" behindDoc="0" locked="0" layoutInCell="1" allowOverlap="1" wp14:anchorId="60F934F9" wp14:editId="5E7EFE36">
                 <wp:simplePos x="0" y="0"/>
                 <wp:positionH relativeFrom="column">
-                  <wp:posOffset>2676525</wp:posOffset>
+                  <wp:posOffset>2236578</wp:posOffset>
                 </wp:positionH>
                 <wp:positionV relativeFrom="paragraph">
                   <wp:posOffset>7620</wp:posOffset>
@@ -4392,7 +4661,7 @@
           </mc:Choice>
           <mc:Fallback>
             <w:pict>
-              <v:rect w14:anchorId="4C8882A2" id="Rectangle 69" o:spid="_x0000_s1026" style="position:absolute;margin-left:210.75pt;margin-top:.6pt;width:88.5pt;height:26.25pt;z-index:251675648;visibility:visible;mso-wrap-style:square;mso-width-percent:0;mso-wrap-distance-left:9pt;mso-wrap-distance-top:0;mso-wrap-distance-right:9pt;mso-wrap-distance-bottom:0;mso-position-horizontal:absolute;mso-position-horizontal-relative:text;mso-position-vertical:absolute;mso-position-vertical-relative:text;mso-width-percent:0;mso-width-relative:margin;v-text-anchor:middle" o:gfxdata="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" fillcolor="white [3201]" strokecolor="black [3213]" strokeweight="1pt"/>
+              <v:rect w14:anchorId="020BA0C0" id="Rectangle 69" o:spid="_x0000_s1026" style="position:absolute;margin-left:176.1pt;margin-top:.6pt;width:88.5pt;height:26.25pt;z-index:251675648;visibility:visible;mso-wrap-style:square;mso-width-percent:0;mso-wrap-distance-left:9pt;mso-wrap-distance-top:0;mso-wrap-distance-right:9pt;mso-wrap-distance-bottom:0;mso-position-horizontal:absolute;mso-position-horizontal-relative:text;mso-position-vertical:absolute;mso-position-vertical-relative:text;mso-width-percent:0;mso-width-relative:margin;v-text-anchor:middle" o:gfxdata="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" fillcolor="white [3201]" strokecolor="black [3213]" strokeweight="1pt"/>
             </w:pict>
           </mc:Fallback>
         </mc:AlternateContent>
@@ -4821,7 +5090,7 @@
     <w:tbl>
       <w:tblPr>
         <w:tblStyle w:val="TableGrid"/>
-        <w:tblpPr w:leftFromText="180" w:rightFromText="180" w:vertAnchor="text" w:horzAnchor="page" w:tblpX="9071" w:tblpY="719"/>
+        <w:tblpPr w:leftFromText="180" w:rightFromText="180" w:vertAnchor="text" w:horzAnchor="page" w:tblpX="9071" w:tblpY="869"/>
         <w:tblW w:w="0" w:type="auto"/>
         <w:tblLook w:val="04A0" w:firstRow="1" w:lastRow="0" w:firstColumn="1" w:lastColumn="0" w:noHBand="0" w:noVBand="1"/>
       </w:tblPr>
@@ -4830,7 +5099,7 @@
       </w:tblGrid>
       <w:tr>
         <w:trPr>
-          <w:trHeight w:val="530"/>
+          <w:trHeight w:val="620"/>
         </w:trPr>
         <w:tc>
           <w:tcPr>
@@ -4885,7 +5154,7 @@
       </w:tr>
       <w:tr>
         <w:trPr>
-          <w:trHeight w:val="422"/>
+          <w:trHeight w:val="62"/>
         </w:trPr>
         <w:tc>
           <w:tcPr>
@@ -4918,7 +5187,7 @@
         <w:tabs>
           <w:tab w:val="left" w:pos="1230"/>
         </w:tabs>
-        <w:spacing w:after="0"/>
+        <w:spacing w:after="0" w:line="240" w:lineRule="auto"/>
         <w:ind w:left="360"/>
         <w:rPr>
           <w:rFonts w:ascii="Times New Roman" w:hAnsi="Times New Roman" w:cs="Times New Roman"/>
@@ -4950,13 +5219,23 @@
           <w:szCs w:val="32"/>
         </w:rPr>
       </w:pPr>
-      <w:r>
-        <w:rPr>
-          <w:rFonts w:ascii="Times New Roman" w:hAnsi="Times New Roman" w:cs="Times New Roman"/>
-          <w:sz w:val="32"/>
-          <w:szCs w:val="32"/>
-        </w:rPr>
-        <w:t>i.</w:t>
+      <w:proofErr w:type="spellStart"/>
+      <w:r>
+        <w:rPr>
+          <w:rFonts w:ascii="Times New Roman" w:hAnsi="Times New Roman" w:cs="Times New Roman"/>
+          <w:sz w:val="32"/>
+          <w:szCs w:val="32"/>
+        </w:rPr>
+        <w:t>i</w:t>
+      </w:r>
+      <w:proofErr w:type="spellEnd"/>
+      <w:r>
+        <w:rPr>
+          <w:rFonts w:ascii="Times New Roman" w:hAnsi="Times New Roman" w:cs="Times New Roman"/>
+          <w:sz w:val="32"/>
+          <w:szCs w:val="32"/>
+        </w:rPr>
+        <w:t>.</w:t>
       </w:r>
       <w:r>
         <w:rPr>
@@ -4972,7 +5251,33 @@
           <w:sz w:val="32"/>
           <w:szCs w:val="32"/>
         </w:rPr>
-        <w:t>There are 51 mens and 32 womens in picnic. How many are there altogether?</w:t>
+        <w:t xml:space="preserve">There are 51 men and 32 </w:t>
+      </w:r>
+      <w:proofErr w:type="spellStart"/>
+      <w:r>
+        <w:rPr>
+          <w:rFonts w:ascii="Times New Roman" w:hAnsi="Times New Roman" w:cs="Times New Roman"/>
+          <w:sz w:val="32"/>
+          <w:szCs w:val="32"/>
+        </w:rPr>
+        <w:t>women</w:t>
+      </w:r>
+      <w:r>
+        <w:rPr>
+          <w:rFonts w:ascii="Times New Roman" w:hAnsi="Times New Roman" w:cs="Times New Roman"/>
+          <w:sz w:val="32"/>
+          <w:szCs w:val="32"/>
+        </w:rPr>
+        <w:t>s</w:t>
+      </w:r>
+      <w:proofErr w:type="spellEnd"/>
+      <w:r>
+        <w:rPr>
+          <w:rFonts w:ascii="Times New Roman" w:hAnsi="Times New Roman" w:cs="Times New Roman"/>
+          <w:sz w:val="32"/>
+          <w:szCs w:val="32"/>
+        </w:rPr>
+        <w:t xml:space="preserve"> in picnic. How many are there altogether?</w:t>
       </w:r>
     </w:p>
     <w:p>
@@ -5006,7 +5311,7 @@
     <w:tbl>
       <w:tblPr>
         <w:tblStyle w:val="TableGrid"/>
-        <w:tblpPr w:leftFromText="180" w:rightFromText="180" w:vertAnchor="text" w:horzAnchor="page" w:tblpX="9049" w:tblpY="295"/>
+        <w:tblpPr w:leftFromText="180" w:rightFromText="180" w:vertAnchor="text" w:horzAnchor="page" w:tblpX="9071" w:tblpY="575"/>
         <w:tblW w:w="0" w:type="auto"/>
         <w:tblLook w:val="04A0" w:firstRow="1" w:lastRow="0" w:firstColumn="1" w:lastColumn="0" w:noHBand="0" w:noVBand="1"/>
       </w:tblPr>
@@ -5044,7 +5349,7 @@
                 <w:sz w:val="32"/>
                 <w:szCs w:val="32"/>
               </w:rPr>
-              <w:t>0</w:t>
+              <w:t>2     0</w:t>
             </w:r>
           </w:p>
           <w:p>
@@ -5079,7 +5384,7 @@
       </w:tr>
       <w:tr>
         <w:trPr>
-          <w:trHeight w:val="605"/>
+          <w:trHeight w:val="239"/>
         </w:trPr>
         <w:tc>
           <w:tcPr>
@@ -5173,7 +5478,7 @@
         <w:pStyle w:val="ListParagraph"/>
         <w:numPr>
           <w:ilvl w:val="0"/>
-          <w:numId w:val="47"/>
+          <w:numId w:val="48"/>
         </w:numPr>
         <w:tabs>
           <w:tab w:val="left" w:pos="1230"/>
@@ -5479,7 +5784,25 @@
           <w:sz w:val="32"/>
           <w:szCs w:val="32"/>
         </w:rPr>
-        <w:t>How many children like grapes?_______________</w:t>
+        <w:t xml:space="preserve">How many children like </w:t>
+      </w:r>
+      <w:proofErr w:type="gramStart"/>
+      <w:r>
+        <w:rPr>
+          <w:rFonts w:ascii="Times New Roman" w:hAnsi="Times New Roman" w:cs="Times New Roman"/>
+          <w:sz w:val="32"/>
+          <w:szCs w:val="32"/>
+        </w:rPr>
+        <w:t>grapes?_</w:t>
+      </w:r>
+      <w:proofErr w:type="gramEnd"/>
+      <w:r>
+        <w:rPr>
+          <w:rFonts w:ascii="Times New Roman" w:hAnsi="Times New Roman" w:cs="Times New Roman"/>
+          <w:sz w:val="32"/>
+          <w:szCs w:val="32"/>
+        </w:rPr>
+        <w:t>______________</w:t>
       </w:r>
     </w:p>
     <w:p>
@@ -5506,7 +5829,41 @@
           <w:sz w:val="32"/>
           <w:szCs w:val="32"/>
         </w:rPr>
-        <w:t>Which is the most favourite food?</w:t>
+        <w:t xml:space="preserve">Which is the most </w:t>
+      </w:r>
+      <w:proofErr w:type="spellStart"/>
+      <w:r>
+        <w:rPr>
+          <w:rFonts w:ascii="Times New Roman" w:hAnsi="Times New Roman" w:cs="Times New Roman"/>
+          <w:sz w:val="32"/>
+          <w:szCs w:val="32"/>
+        </w:rPr>
+        <w:t>favourite</w:t>
+      </w:r>
+      <w:proofErr w:type="spellEnd"/>
+      <w:r>
+        <w:rPr>
+          <w:rFonts w:ascii="Times New Roman" w:hAnsi="Times New Roman" w:cs="Times New Roman"/>
+          <w:sz w:val="32"/>
+          <w:szCs w:val="32"/>
+        </w:rPr>
+        <w:t xml:space="preserve"> </w:t>
+      </w:r>
+      <w:r>
+        <w:rPr>
+          <w:rFonts w:ascii="Times New Roman" w:hAnsi="Times New Roman" w:cs="Times New Roman"/>
+          <w:sz w:val="32"/>
+          <w:szCs w:val="32"/>
+        </w:rPr>
+        <w:t>fruit</w:t>
+      </w:r>
+      <w:r>
+        <w:rPr>
+          <w:rFonts w:ascii="Times New Roman" w:hAnsi="Times New Roman" w:cs="Times New Roman"/>
+          <w:sz w:val="32"/>
+          <w:szCs w:val="32"/>
+        </w:rPr>
+        <w:t>?</w:t>
       </w:r>
       <w:r>
         <w:rPr>
@@ -5549,7 +5906,25 @@
           <w:sz w:val="32"/>
           <w:szCs w:val="32"/>
         </w:rPr>
-        <w:t>How many children like orange?_______________</w:t>
+        <w:t xml:space="preserve">How many children like </w:t>
+      </w:r>
+      <w:proofErr w:type="gramStart"/>
+      <w:r>
+        <w:rPr>
+          <w:rFonts w:ascii="Times New Roman" w:hAnsi="Times New Roman" w:cs="Times New Roman"/>
+          <w:sz w:val="32"/>
+          <w:szCs w:val="32"/>
+        </w:rPr>
+        <w:t>orange?_</w:t>
+      </w:r>
+      <w:proofErr w:type="gramEnd"/>
+      <w:r>
+        <w:rPr>
+          <w:rFonts w:ascii="Times New Roman" w:hAnsi="Times New Roman" w:cs="Times New Roman"/>
+          <w:sz w:val="32"/>
+          <w:szCs w:val="32"/>
+        </w:rPr>
+        <w:t>______________</w:t>
       </w:r>
     </w:p>
     <w:p>
@@ -5576,7 +5951,25 @@
           <w:sz w:val="32"/>
           <w:szCs w:val="32"/>
         </w:rPr>
-        <w:t>Which fruit has the least number?______________</w:t>
+        <w:t xml:space="preserve">Which fruit has the least </w:t>
+      </w:r>
+      <w:proofErr w:type="gramStart"/>
+      <w:r>
+        <w:rPr>
+          <w:rFonts w:ascii="Times New Roman" w:hAnsi="Times New Roman" w:cs="Times New Roman"/>
+          <w:sz w:val="32"/>
+          <w:szCs w:val="32"/>
+        </w:rPr>
+        <w:t>number?_</w:t>
+      </w:r>
+      <w:proofErr w:type="gramEnd"/>
+      <w:r>
+        <w:rPr>
+          <w:rFonts w:ascii="Times New Roman" w:hAnsi="Times New Roman" w:cs="Times New Roman"/>
+          <w:sz w:val="32"/>
+          <w:szCs w:val="32"/>
+        </w:rPr>
+        <w:t>_____________</w:t>
       </w:r>
     </w:p>
     <w:p>
@@ -6335,6 +6728,95 @@
     </w:lvl>
   </w:abstractNum>
   <w:abstractNum w:abstractNumId="8" w15:restartNumberingAfterBreak="0">
+    <w:nsid w:val="1C522476"/>
+    <w:multiLevelType w:val="hybridMultilevel"/>
+    <w:tmpl w:val="FAFA0B40"/>
+    <w:lvl w:ilvl="0" w:tplc="04090019">
+      <w:start w:val="4"/>
+      <w:numFmt w:val="lowerLetter"/>
+      <w:lvlText w:val="%1."/>
+      <w:lvlJc w:val="left"/>
+      <w:pPr>
+        <w:ind w:left="720" w:hanging="360"/>
+      </w:pPr>
+      <w:rPr>
+        <w:rFonts w:hint="default"/>
+      </w:rPr>
+    </w:lvl>
+    <w:lvl w:ilvl="1" w:tplc="04090019" w:tentative="1">
+      <w:start w:val="1"/>
+      <w:numFmt w:val="lowerLetter"/>
+      <w:lvlText w:val="%2."/>
+      <w:lvlJc w:val="left"/>
+      <w:pPr>
+        <w:ind w:left="1440" w:hanging="360"/>
+      </w:pPr>
+    </w:lvl>
+    <w:lvl w:ilvl="2" w:tplc="0409001B" w:tentative="1">
+      <w:start w:val="1"/>
+      <w:numFmt w:val="lowerRoman"/>
+      <w:lvlText w:val="%3."/>
+      <w:lvlJc w:val="right"/>
+      <w:pPr>
+        <w:ind w:left="2160" w:hanging="180"/>
+      </w:pPr>
+    </w:lvl>
+    <w:lvl w:ilvl="3" w:tplc="0409000F" w:tentative="1">
+      <w:start w:val="1"/>
+      <w:numFmt w:val="decimal"/>
+      <w:lvlText w:val="%4."/>
+      <w:lvlJc w:val="left"/>
+      <w:pPr>
+        <w:ind w:left="2880" w:hanging="360"/>
+      </w:pPr>
+    </w:lvl>
+    <w:lvl w:ilvl="4" w:tplc="04090019" w:tentative="1">
+      <w:start w:val="1"/>
+      <w:numFmt w:val="lowerLetter"/>
+      <w:lvlText w:val="%5."/>
+      <w:lvlJc w:val="left"/>
+      <w:pPr>
+        <w:ind w:left="3600" w:hanging="360"/>
+      </w:pPr>
+    </w:lvl>
+    <w:lvl w:ilvl="5" w:tplc="0409001B" w:tentative="1">
+      <w:start w:val="1"/>
+      <w:numFmt w:val="lowerRoman"/>
+      <w:lvlText w:val="%6."/>
+      <w:lvlJc w:val="right"/>
+      <w:pPr>
+        <w:ind w:left="4320" w:hanging="180"/>
+      </w:pPr>
+    </w:lvl>
+    <w:lvl w:ilvl="6" w:tplc="0409000F" w:tentative="1">
+      <w:start w:val="1"/>
+      <w:numFmt w:val="decimal"/>
+      <w:lvlText w:val="%7."/>
+      <w:lvlJc w:val="left"/>
+      <w:pPr>
+        <w:ind w:left="5040" w:hanging="360"/>
+      </w:pPr>
+    </w:lvl>
+    <w:lvl w:ilvl="7" w:tplc="04090019" w:tentative="1">
+      <w:start w:val="1"/>
+      <w:numFmt w:val="lowerLetter"/>
+      <w:lvlText w:val="%8."/>
+      <w:lvlJc w:val="left"/>
+      <w:pPr>
+        <w:ind w:left="5760" w:hanging="360"/>
+      </w:pPr>
+    </w:lvl>
+    <w:lvl w:ilvl="8" w:tplc="0409001B" w:tentative="1">
+      <w:start w:val="1"/>
+      <w:numFmt w:val="lowerRoman"/>
+      <w:lvlText w:val="%9."/>
+      <w:lvlJc w:val="right"/>
+      <w:pPr>
+        <w:ind w:left="6480" w:hanging="180"/>
+      </w:pPr>
+    </w:lvl>
+  </w:abstractNum>
+  <w:abstractNum w:abstractNumId="9" w15:restartNumberingAfterBreak="0">
     <w:nsid w:val="1DC8498A"/>
     <w:multiLevelType w:val="hybridMultilevel"/>
     <w:tmpl w:val="A0182CA0"/>
@@ -6420,7 +6902,7 @@
       </w:pPr>
     </w:lvl>
   </w:abstractNum>
-  <w:abstractNum w:abstractNumId="9" w15:restartNumberingAfterBreak="0">
+  <w:abstractNum w:abstractNumId="10" w15:restartNumberingAfterBreak="0">
     <w:nsid w:val="1E7240A1"/>
     <w:multiLevelType w:val="hybridMultilevel"/>
     <w:tmpl w:val="5CBAA2DE"/>
@@ -6506,7 +6988,7 @@
       </w:pPr>
     </w:lvl>
   </w:abstractNum>
-  <w:abstractNum w:abstractNumId="10" w15:restartNumberingAfterBreak="0">
+  <w:abstractNum w:abstractNumId="11" w15:restartNumberingAfterBreak="0">
     <w:nsid w:val="1FA25227"/>
     <w:multiLevelType w:val="hybridMultilevel"/>
     <w:tmpl w:val="EEBC5A30"/>
@@ -6592,7 +7074,7 @@
       </w:pPr>
     </w:lvl>
   </w:abstractNum>
-  <w:abstractNum w:abstractNumId="11" w15:restartNumberingAfterBreak="0">
+  <w:abstractNum w:abstractNumId="12" w15:restartNumberingAfterBreak="0">
     <w:nsid w:val="2018788D"/>
     <w:multiLevelType w:val="hybridMultilevel"/>
     <w:tmpl w:val="D59C70E0"/>
@@ -6678,7 +7160,7 @@
       </w:pPr>
     </w:lvl>
   </w:abstractNum>
-  <w:abstractNum w:abstractNumId="12" w15:restartNumberingAfterBreak="0">
+  <w:abstractNum w:abstractNumId="13" w15:restartNumberingAfterBreak="0">
     <w:nsid w:val="21E349FF"/>
     <w:multiLevelType w:val="hybridMultilevel"/>
     <w:tmpl w:val="304AF094"/>
@@ -6764,7 +7246,7 @@
       </w:pPr>
     </w:lvl>
   </w:abstractNum>
-  <w:abstractNum w:abstractNumId="13" w15:restartNumberingAfterBreak="0">
+  <w:abstractNum w:abstractNumId="14" w15:restartNumberingAfterBreak="0">
     <w:nsid w:val="23B04A6D"/>
     <w:multiLevelType w:val="hybridMultilevel"/>
     <w:tmpl w:val="19425976"/>
@@ -6850,7 +7332,7 @@
       </w:pPr>
     </w:lvl>
   </w:abstractNum>
-  <w:abstractNum w:abstractNumId="14" w15:restartNumberingAfterBreak="0">
+  <w:abstractNum w:abstractNumId="15" w15:restartNumberingAfterBreak="0">
     <w:nsid w:val="25363F2E"/>
     <w:multiLevelType w:val="hybridMultilevel"/>
     <w:tmpl w:val="405A40C0"/>
@@ -6939,7 +7421,7 @@
       </w:pPr>
     </w:lvl>
   </w:abstractNum>
-  <w:abstractNum w:abstractNumId="15" w15:restartNumberingAfterBreak="0">
+  <w:abstractNum w:abstractNumId="16" w15:restartNumberingAfterBreak="0">
     <w:nsid w:val="26C47575"/>
     <w:multiLevelType w:val="hybridMultilevel"/>
     <w:tmpl w:val="E6B0A770"/>
@@ -7028,7 +7510,7 @@
       </w:pPr>
     </w:lvl>
   </w:abstractNum>
-  <w:abstractNum w:abstractNumId="16" w15:restartNumberingAfterBreak="0">
+  <w:abstractNum w:abstractNumId="17" w15:restartNumberingAfterBreak="0">
     <w:nsid w:val="2A9D0672"/>
     <w:multiLevelType w:val="hybridMultilevel"/>
     <w:tmpl w:val="C50019FC"/>
@@ -7117,7 +7599,7 @@
       </w:pPr>
     </w:lvl>
   </w:abstractNum>
-  <w:abstractNum w:abstractNumId="17" w15:restartNumberingAfterBreak="0">
+  <w:abstractNum w:abstractNumId="18" w15:restartNumberingAfterBreak="0">
     <w:nsid w:val="303E7A25"/>
     <w:multiLevelType w:val="hybridMultilevel"/>
     <w:tmpl w:val="40BA72DE"/>
@@ -7206,7 +7688,7 @@
       </w:pPr>
     </w:lvl>
   </w:abstractNum>
-  <w:abstractNum w:abstractNumId="18" w15:restartNumberingAfterBreak="0">
+  <w:abstractNum w:abstractNumId="19" w15:restartNumberingAfterBreak="0">
     <w:nsid w:val="327E42B7"/>
     <w:multiLevelType w:val="hybridMultilevel"/>
     <w:tmpl w:val="564627EE"/>
@@ -7295,7 +7777,7 @@
       </w:pPr>
     </w:lvl>
   </w:abstractNum>
-  <w:abstractNum w:abstractNumId="19" w15:restartNumberingAfterBreak="0">
+  <w:abstractNum w:abstractNumId="20" w15:restartNumberingAfterBreak="0">
     <w:nsid w:val="35914351"/>
     <w:multiLevelType w:val="hybridMultilevel"/>
     <w:tmpl w:val="A1548836"/>
@@ -7381,7 +7863,7 @@
       </w:pPr>
     </w:lvl>
   </w:abstractNum>
-  <w:abstractNum w:abstractNumId="20" w15:restartNumberingAfterBreak="0">
+  <w:abstractNum w:abstractNumId="21" w15:restartNumberingAfterBreak="0">
     <w:nsid w:val="37520FEE"/>
     <w:multiLevelType w:val="hybridMultilevel"/>
     <w:tmpl w:val="B198B700"/>
@@ -7467,7 +7949,7 @@
       </w:pPr>
     </w:lvl>
   </w:abstractNum>
-  <w:abstractNum w:abstractNumId="21" w15:restartNumberingAfterBreak="0">
+  <w:abstractNum w:abstractNumId="22" w15:restartNumberingAfterBreak="0">
     <w:nsid w:val="397C1635"/>
     <w:multiLevelType w:val="hybridMultilevel"/>
     <w:tmpl w:val="4CF85C9E"/>
@@ -7553,7 +8035,7 @@
       </w:pPr>
     </w:lvl>
   </w:abstractNum>
-  <w:abstractNum w:abstractNumId="22" w15:restartNumberingAfterBreak="0">
+  <w:abstractNum w:abstractNumId="23" w15:restartNumberingAfterBreak="0">
     <w:nsid w:val="3A5D4EBA"/>
     <w:multiLevelType w:val="hybridMultilevel"/>
     <w:tmpl w:val="10DAC974"/>
@@ -7639,7 +8121,7 @@
       </w:pPr>
     </w:lvl>
   </w:abstractNum>
-  <w:abstractNum w:abstractNumId="23" w15:restartNumberingAfterBreak="0">
+  <w:abstractNum w:abstractNumId="24" w15:restartNumberingAfterBreak="0">
     <w:nsid w:val="3B1D1398"/>
     <w:multiLevelType w:val="hybridMultilevel"/>
     <w:tmpl w:val="6CE28F2A"/>
@@ -7728,7 +8210,7 @@
       </w:pPr>
     </w:lvl>
   </w:abstractNum>
-  <w:abstractNum w:abstractNumId="24" w15:restartNumberingAfterBreak="0">
+  <w:abstractNum w:abstractNumId="25" w15:restartNumberingAfterBreak="0">
     <w:nsid w:val="3CC05890"/>
     <w:multiLevelType w:val="hybridMultilevel"/>
     <w:tmpl w:val="899472C6"/>
@@ -7814,7 +8296,7 @@
       </w:pPr>
     </w:lvl>
   </w:abstractNum>
-  <w:abstractNum w:abstractNumId="25" w15:restartNumberingAfterBreak="0">
+  <w:abstractNum w:abstractNumId="26" w15:restartNumberingAfterBreak="0">
     <w:nsid w:val="3FD1744E"/>
     <w:multiLevelType w:val="hybridMultilevel"/>
     <w:tmpl w:val="309657AA"/>
@@ -7900,7 +8382,7 @@
       </w:pPr>
     </w:lvl>
   </w:abstractNum>
-  <w:abstractNum w:abstractNumId="26" w15:restartNumberingAfterBreak="0">
+  <w:abstractNum w:abstractNumId="27" w15:restartNumberingAfterBreak="0">
     <w:nsid w:val="420A3E9F"/>
     <w:multiLevelType w:val="hybridMultilevel"/>
     <w:tmpl w:val="1302B64C"/>
@@ -7989,7 +8471,7 @@
       </w:pPr>
     </w:lvl>
   </w:abstractNum>
-  <w:abstractNum w:abstractNumId="27" w15:restartNumberingAfterBreak="0">
+  <w:abstractNum w:abstractNumId="28" w15:restartNumberingAfterBreak="0">
     <w:nsid w:val="47607BBB"/>
     <w:multiLevelType w:val="hybridMultilevel"/>
     <w:tmpl w:val="397A7882"/>
@@ -8075,7 +8557,7 @@
       </w:pPr>
     </w:lvl>
   </w:abstractNum>
-  <w:abstractNum w:abstractNumId="28" w15:restartNumberingAfterBreak="0">
+  <w:abstractNum w:abstractNumId="29" w15:restartNumberingAfterBreak="0">
     <w:nsid w:val="47E26FE0"/>
     <w:multiLevelType w:val="hybridMultilevel"/>
     <w:tmpl w:val="8118F7F2"/>
@@ -8161,7 +8643,7 @@
       </w:pPr>
     </w:lvl>
   </w:abstractNum>
-  <w:abstractNum w:abstractNumId="29" w15:restartNumberingAfterBreak="0">
+  <w:abstractNum w:abstractNumId="30" w15:restartNumberingAfterBreak="0">
     <w:nsid w:val="506E5B43"/>
     <w:multiLevelType w:val="hybridMultilevel"/>
     <w:tmpl w:val="168E9682"/>
@@ -8247,7 +8729,7 @@
       </w:pPr>
     </w:lvl>
   </w:abstractNum>
-  <w:abstractNum w:abstractNumId="30" w15:restartNumberingAfterBreak="0">
+  <w:abstractNum w:abstractNumId="31" w15:restartNumberingAfterBreak="0">
     <w:nsid w:val="518F31E8"/>
     <w:multiLevelType w:val="hybridMultilevel"/>
     <w:tmpl w:val="AE86E5D2"/>
@@ -8333,7 +8815,7 @@
       </w:pPr>
     </w:lvl>
   </w:abstractNum>
-  <w:abstractNum w:abstractNumId="31" w15:restartNumberingAfterBreak="0">
+  <w:abstractNum w:abstractNumId="32" w15:restartNumberingAfterBreak="0">
     <w:nsid w:val="529A19B9"/>
     <w:multiLevelType w:val="hybridMultilevel"/>
     <w:tmpl w:val="E4E01F20"/>
@@ -8422,7 +8904,7 @@
       </w:pPr>
     </w:lvl>
   </w:abstractNum>
-  <w:abstractNum w:abstractNumId="32" w15:restartNumberingAfterBreak="0">
+  <w:abstractNum w:abstractNumId="33" w15:restartNumberingAfterBreak="0">
     <w:nsid w:val="53070BB5"/>
     <w:multiLevelType w:val="hybridMultilevel"/>
     <w:tmpl w:val="A066D324"/>
@@ -8508,7 +8990,7 @@
       </w:pPr>
     </w:lvl>
   </w:abstractNum>
-  <w:abstractNum w:abstractNumId="33" w15:restartNumberingAfterBreak="0">
+  <w:abstractNum w:abstractNumId="34" w15:restartNumberingAfterBreak="0">
     <w:nsid w:val="571C0CAD"/>
     <w:multiLevelType w:val="hybridMultilevel"/>
     <w:tmpl w:val="F9D4BCC2"/>
@@ -8594,7 +9076,7 @@
       </w:pPr>
     </w:lvl>
   </w:abstractNum>
-  <w:abstractNum w:abstractNumId="34" w15:restartNumberingAfterBreak="0">
+  <w:abstractNum w:abstractNumId="35" w15:restartNumberingAfterBreak="0">
     <w:nsid w:val="59EC0B39"/>
     <w:multiLevelType w:val="hybridMultilevel"/>
     <w:tmpl w:val="397A7882"/>
@@ -8680,7 +9162,7 @@
       </w:pPr>
     </w:lvl>
   </w:abstractNum>
-  <w:abstractNum w:abstractNumId="35" w15:restartNumberingAfterBreak="0">
+  <w:abstractNum w:abstractNumId="36" w15:restartNumberingAfterBreak="0">
     <w:nsid w:val="5CFC01D2"/>
     <w:multiLevelType w:val="hybridMultilevel"/>
     <w:tmpl w:val="2772CCD2"/>
@@ -8766,7 +9248,7 @@
       </w:pPr>
     </w:lvl>
   </w:abstractNum>
-  <w:abstractNum w:abstractNumId="36" w15:restartNumberingAfterBreak="0">
+  <w:abstractNum w:abstractNumId="37" w15:restartNumberingAfterBreak="0">
     <w:nsid w:val="5F731A8F"/>
     <w:multiLevelType w:val="hybridMultilevel"/>
     <w:tmpl w:val="C8502432"/>
@@ -8855,7 +9337,7 @@
       </w:pPr>
     </w:lvl>
   </w:abstractNum>
-  <w:abstractNum w:abstractNumId="37" w15:restartNumberingAfterBreak="0">
+  <w:abstractNum w:abstractNumId="38" w15:restartNumberingAfterBreak="0">
     <w:nsid w:val="61390776"/>
     <w:multiLevelType w:val="hybridMultilevel"/>
     <w:tmpl w:val="E9482A40"/>
@@ -8941,7 +9423,7 @@
       </w:pPr>
     </w:lvl>
   </w:abstractNum>
-  <w:abstractNum w:abstractNumId="38" w15:restartNumberingAfterBreak="0">
+  <w:abstractNum w:abstractNumId="39" w15:restartNumberingAfterBreak="0">
     <w:nsid w:val="65BA53F8"/>
     <w:multiLevelType w:val="hybridMultilevel"/>
     <w:tmpl w:val="4162C0B4"/>
@@ -9027,7 +9509,7 @@
       </w:pPr>
     </w:lvl>
   </w:abstractNum>
-  <w:abstractNum w:abstractNumId="39" w15:restartNumberingAfterBreak="0">
+  <w:abstractNum w:abstractNumId="40" w15:restartNumberingAfterBreak="0">
     <w:nsid w:val="6FB12DCD"/>
     <w:multiLevelType w:val="hybridMultilevel"/>
     <w:tmpl w:val="AEEC1DB8"/>
@@ -9113,7 +9595,7 @@
       </w:pPr>
     </w:lvl>
   </w:abstractNum>
-  <w:abstractNum w:abstractNumId="40" w15:restartNumberingAfterBreak="0">
+  <w:abstractNum w:abstractNumId="41" w15:restartNumberingAfterBreak="0">
     <w:nsid w:val="70455859"/>
     <w:multiLevelType w:val="hybridMultilevel"/>
     <w:tmpl w:val="7E305B22"/>
@@ -9202,7 +9684,7 @@
       </w:pPr>
     </w:lvl>
   </w:abstractNum>
-  <w:abstractNum w:abstractNumId="41" w15:restartNumberingAfterBreak="0">
+  <w:abstractNum w:abstractNumId="42" w15:restartNumberingAfterBreak="0">
     <w:nsid w:val="73B83A9B"/>
     <w:multiLevelType w:val="hybridMultilevel"/>
     <w:tmpl w:val="8C446F82"/>
@@ -9291,7 +9773,7 @@
       </w:pPr>
     </w:lvl>
   </w:abstractNum>
-  <w:abstractNum w:abstractNumId="42" w15:restartNumberingAfterBreak="0">
+  <w:abstractNum w:abstractNumId="43" w15:restartNumberingAfterBreak="0">
     <w:nsid w:val="76F84DB8"/>
     <w:multiLevelType w:val="hybridMultilevel"/>
     <w:tmpl w:val="FB06B8DC"/>
@@ -9380,7 +9862,7 @@
       </w:pPr>
     </w:lvl>
   </w:abstractNum>
-  <w:abstractNum w:abstractNumId="43" w15:restartNumberingAfterBreak="0">
+  <w:abstractNum w:abstractNumId="44" w15:restartNumberingAfterBreak="0">
     <w:nsid w:val="77DB714B"/>
     <w:multiLevelType w:val="hybridMultilevel"/>
     <w:tmpl w:val="64D813F6"/>
@@ -9469,7 +9951,7 @@
       </w:pPr>
     </w:lvl>
   </w:abstractNum>
-  <w:abstractNum w:abstractNumId="44" w15:restartNumberingAfterBreak="0">
+  <w:abstractNum w:abstractNumId="45" w15:restartNumberingAfterBreak="0">
     <w:nsid w:val="797558DE"/>
     <w:multiLevelType w:val="hybridMultilevel"/>
     <w:tmpl w:val="2232441E"/>
@@ -9558,7 +10040,7 @@
       </w:pPr>
     </w:lvl>
   </w:abstractNum>
-  <w:abstractNum w:abstractNumId="45" w15:restartNumberingAfterBreak="0">
+  <w:abstractNum w:abstractNumId="46" w15:restartNumberingAfterBreak="0">
     <w:nsid w:val="7A613565"/>
     <w:multiLevelType w:val="hybridMultilevel"/>
     <w:tmpl w:val="A066D324"/>
@@ -9644,7 +10126,7 @@
       </w:pPr>
     </w:lvl>
   </w:abstractNum>
-  <w:abstractNum w:abstractNumId="46" w15:restartNumberingAfterBreak="0">
+  <w:abstractNum w:abstractNumId="47" w15:restartNumberingAfterBreak="0">
     <w:nsid w:val="7F8A381A"/>
     <w:multiLevelType w:val="hybridMultilevel"/>
     <w:tmpl w:val="CAC0BBAE"/>
@@ -9731,28 +10213,28 @@
     </w:lvl>
   </w:abstractNum>
   <w:num w:numId="1" w16cid:durableId="1734697454">
-    <w:abstractNumId w:val="38"/>
+    <w:abstractNumId w:val="39"/>
   </w:num>
   <w:num w:numId="2" w16cid:durableId="1154026252">
     <w:abstractNumId w:val="2"/>
   </w:num>
   <w:num w:numId="3" w16cid:durableId="2011251114">
-    <w:abstractNumId w:val="10"/>
+    <w:abstractNumId w:val="11"/>
   </w:num>
   <w:num w:numId="4" w16cid:durableId="477309610">
-    <w:abstractNumId w:val="22"/>
+    <w:abstractNumId w:val="23"/>
   </w:num>
   <w:num w:numId="5" w16cid:durableId="906838856">
-    <w:abstractNumId w:val="19"/>
+    <w:abstractNumId w:val="20"/>
   </w:num>
   <w:num w:numId="6" w16cid:durableId="341713204">
-    <w:abstractNumId w:val="20"/>
+    <w:abstractNumId w:val="21"/>
   </w:num>
   <w:num w:numId="7" w16cid:durableId="1323282">
-    <w:abstractNumId w:val="45"/>
+    <w:abstractNumId w:val="46"/>
   </w:num>
   <w:num w:numId="8" w16cid:durableId="858665468">
-    <w:abstractNumId w:val="32"/>
+    <w:abstractNumId w:val="33"/>
   </w:num>
   <w:num w:numId="9" w16cid:durableId="1400711351">
     <w:abstractNumId w:val="6"/>
@@ -9761,79 +10243,79 @@
     <w:abstractNumId w:val="3"/>
   </w:num>
   <w:num w:numId="11" w16cid:durableId="414402396">
-    <w:abstractNumId w:val="11"/>
+    <w:abstractNumId w:val="12"/>
   </w:num>
   <w:num w:numId="12" w16cid:durableId="1079596000">
-    <w:abstractNumId w:val="8"/>
+    <w:abstractNumId w:val="9"/>
   </w:num>
   <w:num w:numId="13" w16cid:durableId="1200120956">
+    <w:abstractNumId w:val="30"/>
+  </w:num>
+  <w:num w:numId="14" w16cid:durableId="793252358">
+    <w:abstractNumId w:val="13"/>
+  </w:num>
+  <w:num w:numId="15" w16cid:durableId="537276019">
+    <w:abstractNumId w:val="45"/>
+  </w:num>
+  <w:num w:numId="16" w16cid:durableId="651521065">
+    <w:abstractNumId w:val="31"/>
+  </w:num>
+  <w:num w:numId="17" w16cid:durableId="1398438435">
     <w:abstractNumId w:val="29"/>
   </w:num>
-  <w:num w:numId="14" w16cid:durableId="793252358">
-    <w:abstractNumId w:val="12"/>
-  </w:num>
-  <w:num w:numId="15" w16cid:durableId="537276019">
-    <w:abstractNumId w:val="44"/>
-  </w:num>
-  <w:num w:numId="16" w16cid:durableId="651521065">
-    <w:abstractNumId w:val="30"/>
-  </w:num>
-  <w:num w:numId="17" w16cid:durableId="1398438435">
-    <w:abstractNumId w:val="28"/>
-  </w:num>
   <w:num w:numId="18" w16cid:durableId="1659921216">
-    <w:abstractNumId w:val="9"/>
+    <w:abstractNumId w:val="10"/>
   </w:num>
   <w:num w:numId="19" w16cid:durableId="711812311">
-    <w:abstractNumId w:val="37"/>
+    <w:abstractNumId w:val="38"/>
   </w:num>
   <w:num w:numId="20" w16cid:durableId="2008747872">
-    <w:abstractNumId w:val="33"/>
+    <w:abstractNumId w:val="34"/>
   </w:num>
   <w:num w:numId="21" w16cid:durableId="230702588">
-    <w:abstractNumId w:val="46"/>
+    <w:abstractNumId w:val="47"/>
   </w:num>
   <w:num w:numId="22" w16cid:durableId="586812633">
     <w:abstractNumId w:val="0"/>
   </w:num>
   <w:num w:numId="23" w16cid:durableId="238254037">
-    <w:abstractNumId w:val="14"/>
+    <w:abstractNumId w:val="15"/>
   </w:num>
   <w:num w:numId="24" w16cid:durableId="1449353928">
-    <w:abstractNumId w:val="34"/>
+    <w:abstractNumId w:val="35"/>
   </w:num>
   <w:num w:numId="25" w16cid:durableId="798840491">
-    <w:abstractNumId w:val="23"/>
+    <w:abstractNumId w:val="24"/>
   </w:num>
   <w:num w:numId="26" w16cid:durableId="279412245">
-    <w:abstractNumId w:val="25"/>
+    <w:abstractNumId w:val="26"/>
   </w:num>
   <w:num w:numId="27" w16cid:durableId="1274749930">
-    <w:abstractNumId w:val="27"/>
+    <w:abstractNumId w:val="28"/>
   </w:num>
   <w:num w:numId="28" w16cid:durableId="1195852593">
-    <w:abstractNumId w:val="21"/>
+    <w:abstractNumId w:val="22"/>
   </w:num>
   <w:num w:numId="29" w16cid:durableId="914363256">
-    <w:abstractNumId w:val="35"/>
+    <w:abstractNumId w:val="36"/>
   </w:num>
   <w:num w:numId="30" w16cid:durableId="1993872174">
     <w:abstractNumId w:val="7"/>
   </w:num>
   <w:num w:numId="31" w16cid:durableId="1534028487">
-    <w:abstractNumId w:val="24"/>
+    <w:abstractNumId w:val="25"/>
   </w:num>
   <w:num w:numId="32" w16cid:durableId="977495530">
-    <w:abstractNumId w:val="36"/>
+    <w:abstractNumId w:val="37"/>
   </w:num>
   <w:num w:numId="33" w16cid:durableId="118652847">
-    <w:abstractNumId w:val="13"/>
+    <w:abstractNumId w:val="14"/>
   </w:num>
   <w:num w:numId="34" w16cid:durableId="1618296143">
-    <w:abstractNumId w:val="39"/>
+    <w:abstractNumId w:val="40"/>
   </w:num>
   <w:num w:numId="35" w16cid:durableId="1752311757">
-    <w:abstractNumId w:val="31"/>
+    <w:abstractNumId w:val="32"/>
   </w:num>
   <w:num w:numId="36" w16cid:durableId="1358969638">
     <w:abstractNumId w:val="1"/>
@@ -9842,34 +10324,37 @@
     <w:abstractNumId w:val="5"/>
   </w:num>
   <w:num w:numId="38" w16cid:durableId="1034618371">
+    <w:abstractNumId w:val="18"/>
+  </w:num>
+  <w:num w:numId="39" w16cid:durableId="1860700023">
+    <w:abstractNumId w:val="19"/>
+  </w:num>
+  <w:num w:numId="40" w16cid:durableId="469322604">
+    <w:abstractNumId w:val="42"/>
+  </w:num>
+  <w:num w:numId="41" w16cid:durableId="959650901">
+    <w:abstractNumId w:val="43"/>
+  </w:num>
+  <w:num w:numId="42" w16cid:durableId="1290628531">
     <w:abstractNumId w:val="17"/>
   </w:num>
-  <w:num w:numId="39" w16cid:durableId="1860700023">
-    <w:abstractNumId w:val="18"/>
-  </w:num>
-  <w:num w:numId="40" w16cid:durableId="469322604">
-    <w:abstractNumId w:val="41"/>
-  </w:num>
-  <w:num w:numId="41" w16cid:durableId="959650901">
-    <w:abstractNumId w:val="42"/>
-  </w:num>
-  <w:num w:numId="42" w16cid:durableId="1290628531">
+  <w:num w:numId="43" w16cid:durableId="1081440777">
     <w:abstractNumId w:val="16"/>
   </w:num>
-  <w:num w:numId="43" w16cid:durableId="1081440777">
-    <w:abstractNumId w:val="15"/>
-  </w:num>
   <w:num w:numId="44" w16cid:durableId="1706061505">
-    <w:abstractNumId w:val="26"/>
+    <w:abstractNumId w:val="27"/>
   </w:num>
   <w:num w:numId="45" w16cid:durableId="716052555">
-    <w:abstractNumId w:val="43"/>
+    <w:abstractNumId w:val="44"/>
   </w:num>
   <w:num w:numId="46" w16cid:durableId="399717012">
     <w:abstractNumId w:val="4"/>
   </w:num>
   <w:num w:numId="47" w16cid:durableId="846407589">
-    <w:abstractNumId w:val="40"/>
+    <w:abstractNumId w:val="41"/>
+  </w:num>
+  <w:num w:numId="48" w16cid:durableId="212079569">
+    <w:abstractNumId w:val="8"/>
   </w:num>
 </w:numbering>
 </file>
